--- a/docs/sdlc/40_test/WS2D-TS-051_CLI想定ユースケース検証.docx
+++ b/docs/sdlc/40_test/WS2D-TS-051_CLI想定ユースケース検証.docx
@@ -76,13 +76,13 @@
         <w:tblLook w:firstColumn="1" w:firstRow="1" w:lastColumn="0" w:lastRow="0" w:noHBand="0" w:noVBand="1" w:val="04A0"/>
       </w:tblPr>
       <w:tblGrid>
-        <w:gridCol w:w="4320"/>
-        <w:gridCol w:w="4320"/>
+        <w:gridCol w:w="4961"/>
+        <w:gridCol w:w="4961"/>
       </w:tblGrid>
       <w:tr>
         <w:tc>
           <w:tcPr>
-            <w:tcW w:type="dxa" w:w="4320"/>
+            <w:tcW w:type="dxa" w:w="4961"/>
             <w:shd w:fill="D9E2F3"/>
           </w:tcPr>
           <w:p>
@@ -102,7 +102,7 @@
         </w:tc>
         <w:tc>
           <w:tcPr>
-            <w:tcW w:type="dxa" w:w="4320"/>
+            <w:tcW w:type="dxa" w:w="4961"/>
           </w:tcPr>
           <w:p>
             <w:r>
@@ -123,7 +123,7 @@
       <w:tr>
         <w:tc>
           <w:tcPr>
-            <w:tcW w:type="dxa" w:w="4320"/>
+            <w:tcW w:type="dxa" w:w="4961"/>
             <w:shd w:fill="D9E2F3"/>
           </w:tcPr>
           <w:p>
@@ -143,7 +143,7 @@
         </w:tc>
         <w:tc>
           <w:tcPr>
-            <w:tcW w:type="dxa" w:w="4320"/>
+            <w:tcW w:type="dxa" w:w="4961"/>
           </w:tcPr>
           <w:p>
             <w:r>
@@ -164,7 +164,7 @@
       <w:tr>
         <w:tc>
           <w:tcPr>
-            <w:tcW w:type="dxa" w:w="4320"/>
+            <w:tcW w:type="dxa" w:w="4961"/>
             <w:shd w:fill="D9E2F3"/>
           </w:tcPr>
           <w:p>
@@ -184,7 +184,7 @@
         </w:tc>
         <w:tc>
           <w:tcPr>
-            <w:tcW w:type="dxa" w:w="4320"/>
+            <w:tcW w:type="dxa" w:w="4961"/>
           </w:tcPr>
           <w:p>
             <w:r>
@@ -205,7 +205,7 @@
       <w:tr>
         <w:tc>
           <w:tcPr>
-            <w:tcW w:type="dxa" w:w="4320"/>
+            <w:tcW w:type="dxa" w:w="4961"/>
             <w:shd w:fill="D9E2F3"/>
           </w:tcPr>
           <w:p>
@@ -225,7 +225,7 @@
         </w:tc>
         <w:tc>
           <w:tcPr>
-            <w:tcW w:type="dxa" w:w="4320"/>
+            <w:tcW w:type="dxa" w:w="4961"/>
           </w:tcPr>
           <w:p>
             <w:r>
@@ -246,7 +246,7 @@
       <w:tr>
         <w:tc>
           <w:tcPr>
-            <w:tcW w:type="dxa" w:w="4320"/>
+            <w:tcW w:type="dxa" w:w="4961"/>
             <w:shd w:fill="D9E2F3"/>
           </w:tcPr>
           <w:p>
@@ -266,7 +266,7 @@
         </w:tc>
         <w:tc>
           <w:tcPr>
-            <w:tcW w:type="dxa" w:w="4320"/>
+            <w:tcW w:type="dxa" w:w="4961"/>
           </w:tcPr>
           <w:p>
             <w:r>
@@ -287,7 +287,7 @@
       <w:tr>
         <w:tc>
           <w:tcPr>
-            <w:tcW w:type="dxa" w:w="4320"/>
+            <w:tcW w:type="dxa" w:w="4961"/>
             <w:shd w:fill="D9E2F3"/>
           </w:tcPr>
           <w:p>
@@ -307,7 +307,7 @@
         </w:tc>
         <w:tc>
           <w:tcPr>
-            <w:tcW w:type="dxa" w:w="4320"/>
+            <w:tcW w:type="dxa" w:w="4961"/>
           </w:tcPr>
           <w:p>
             <w:r>
@@ -356,13 +356,13 @@
         <w:tblLook w:firstColumn="1" w:firstRow="1" w:lastColumn="0" w:lastRow="0" w:noHBand="0" w:noVBand="1" w:val="04A0"/>
       </w:tblPr>
       <w:tblGrid>
-        <w:gridCol w:w="4320"/>
-        <w:gridCol w:w="4320"/>
+        <w:gridCol w:w="4961"/>
+        <w:gridCol w:w="4961"/>
       </w:tblGrid>
       <w:tr>
         <w:tc>
           <w:tcPr>
-            <w:tcW w:type="dxa" w:w="4320"/>
+            <w:tcW w:type="dxa" w:w="4961"/>
             <w:shd w:fill="D9E2F3"/>
           </w:tcPr>
           <w:p>
@@ -382,7 +382,7 @@
         </w:tc>
         <w:tc>
           <w:tcPr>
-            <w:tcW w:type="dxa" w:w="4320"/>
+            <w:tcW w:type="dxa" w:w="4961"/>
           </w:tcPr>
           <w:p>
             <w:r>
@@ -403,7 +403,7 @@
       <w:tr>
         <w:tc>
           <w:tcPr>
-            <w:tcW w:type="dxa" w:w="4320"/>
+            <w:tcW w:type="dxa" w:w="4961"/>
             <w:shd w:fill="D9E2F3"/>
           </w:tcPr>
           <w:p>
@@ -423,7 +423,7 @@
         </w:tc>
         <w:tc>
           <w:tcPr>
-            <w:tcW w:type="dxa" w:w="4320"/>
+            <w:tcW w:type="dxa" w:w="4961"/>
           </w:tcPr>
           <w:p>
             <w:r>
@@ -444,7 +444,7 @@
       <w:tr>
         <w:tc>
           <w:tcPr>
-            <w:tcW w:type="dxa" w:w="4320"/>
+            <w:tcW w:type="dxa" w:w="4961"/>
             <w:shd w:fill="D9E2F3"/>
           </w:tcPr>
           <w:p>
@@ -464,7 +464,7 @@
         </w:tc>
         <w:tc>
           <w:tcPr>
-            <w:tcW w:type="dxa" w:w="4320"/>
+            <w:tcW w:type="dxa" w:w="4961"/>
           </w:tcPr>
           <w:p>
             <w:r>
@@ -485,7 +485,7 @@
       <w:tr>
         <w:tc>
           <w:tcPr>
-            <w:tcW w:type="dxa" w:w="4320"/>
+            <w:tcW w:type="dxa" w:w="4961"/>
             <w:shd w:fill="D9E2F3"/>
           </w:tcPr>
           <w:p>
@@ -505,7 +505,7 @@
         </w:tc>
         <w:tc>
           <w:tcPr>
-            <w:tcW w:type="dxa" w:w="4320"/>
+            <w:tcW w:type="dxa" w:w="4961"/>
           </w:tcPr>
           <w:p>
             <w:r>
@@ -526,7 +526,7 @@
       <w:tr>
         <w:tc>
           <w:tcPr>
-            <w:tcW w:type="dxa" w:w="4320"/>
+            <w:tcW w:type="dxa" w:w="4961"/>
             <w:shd w:fill="D9E2F3"/>
           </w:tcPr>
           <w:p>
@@ -546,7 +546,7 @@
         </w:tc>
         <w:tc>
           <w:tcPr>
-            <w:tcW w:type="dxa" w:w="4320"/>
+            <w:tcW w:type="dxa" w:w="4961"/>
           </w:tcPr>
           <w:p>
             <w:r>
@@ -567,7 +567,7 @@
       <w:tr>
         <w:tc>
           <w:tcPr>
-            <w:tcW w:type="dxa" w:w="4320"/>
+            <w:tcW w:type="dxa" w:w="4961"/>
             <w:shd w:fill="D9E2F3"/>
           </w:tcPr>
           <w:p>
@@ -587,7 +587,7 @@
         </w:tc>
         <w:tc>
           <w:tcPr>
-            <w:tcW w:type="dxa" w:w="4320"/>
+            <w:tcW w:type="dxa" w:w="4961"/>
           </w:tcPr>
           <w:p>
             <w:r>
@@ -632,15 +632,15 @@
         <w:tblLook w:firstColumn="1" w:firstRow="1" w:lastColumn="0" w:lastRow="0" w:noHBand="0" w:noVBand="1" w:val="04A0"/>
       </w:tblPr>
       <w:tblGrid>
-        <w:gridCol w:w="2160"/>
-        <w:gridCol w:w="2160"/>
-        <w:gridCol w:w="2160"/>
-        <w:gridCol w:w="2160"/>
+        <w:gridCol w:w="2480"/>
+        <w:gridCol w:w="2480"/>
+        <w:gridCol w:w="2480"/>
+        <w:gridCol w:w="2480"/>
       </w:tblGrid>
       <w:tr>
         <w:tc>
           <w:tcPr>
-            <w:tcW w:type="dxa" w:w="2160"/>
+            <w:tcW w:type="dxa" w:w="2480"/>
             <w:shd w:fill="D9E2F3"/>
           </w:tcPr>
           <w:p>
@@ -662,7 +662,7 @@
         </w:tc>
         <w:tc>
           <w:tcPr>
-            <w:tcW w:type="dxa" w:w="2160"/>
+            <w:tcW w:type="dxa" w:w="2480"/>
             <w:shd w:fill="D9E2F3"/>
           </w:tcPr>
           <w:p>
@@ -684,7 +684,7 @@
         </w:tc>
         <w:tc>
           <w:tcPr>
-            <w:tcW w:type="dxa" w:w="2160"/>
+            <w:tcW w:type="dxa" w:w="2480"/>
             <w:shd w:fill="D9E2F3"/>
           </w:tcPr>
           <w:p>
@@ -706,7 +706,7 @@
         </w:tc>
         <w:tc>
           <w:tcPr>
-            <w:tcW w:type="dxa" w:w="2160"/>
+            <w:tcW w:type="dxa" w:w="2480"/>
             <w:shd w:fill="D9E2F3"/>
           </w:tcPr>
           <w:p>
@@ -730,7 +730,7 @@
       <w:tr>
         <w:tc>
           <w:tcPr>
-            <w:tcW w:type="dxa" w:w="2160"/>
+            <w:tcW w:type="dxa" w:w="2480"/>
           </w:tcPr>
           <w:p>
             <w:r>
@@ -749,7 +749,7 @@
         </w:tc>
         <w:tc>
           <w:tcPr>
-            <w:tcW w:type="dxa" w:w="2160"/>
+            <w:tcW w:type="dxa" w:w="2480"/>
           </w:tcPr>
           <w:p>
             <w:r>
@@ -761,7 +761,7 @@
         </w:tc>
         <w:tc>
           <w:tcPr>
-            <w:tcW w:type="dxa" w:w="2160"/>
+            <w:tcW w:type="dxa" w:w="2480"/>
           </w:tcPr>
           <w:p>
             <w:r>
@@ -773,7 +773,7 @@
         </w:tc>
         <w:tc>
           <w:tcPr>
-            <w:tcW w:type="dxa" w:w="2160"/>
+            <w:tcW w:type="dxa" w:w="2480"/>
           </w:tcPr>
           <w:p>
             <w:r>
@@ -787,7 +787,7 @@
       <w:tr>
         <w:tc>
           <w:tcPr>
-            <w:tcW w:type="dxa" w:w="2160"/>
+            <w:tcW w:type="dxa" w:w="2480"/>
           </w:tcPr>
           <w:p>
             <w:r>
@@ -806,7 +806,7 @@
         </w:tc>
         <w:tc>
           <w:tcPr>
-            <w:tcW w:type="dxa" w:w="2160"/>
+            <w:tcW w:type="dxa" w:w="2480"/>
           </w:tcPr>
           <w:p>
             <w:r>
@@ -818,7 +818,7 @@
         </w:tc>
         <w:tc>
           <w:tcPr>
-            <w:tcW w:type="dxa" w:w="2160"/>
+            <w:tcW w:type="dxa" w:w="2480"/>
           </w:tcPr>
           <w:p>
             <w:r>
@@ -830,7 +830,7 @@
         </w:tc>
         <w:tc>
           <w:tcPr>
-            <w:tcW w:type="dxa" w:w="2160"/>
+            <w:tcW w:type="dxa" w:w="2480"/>
           </w:tcPr>
           <w:p>
             <w:r>
@@ -844,7 +844,7 @@
       <w:tr>
         <w:tc>
           <w:tcPr>
-            <w:tcW w:type="dxa" w:w="2160"/>
+            <w:tcW w:type="dxa" w:w="2480"/>
             <w:shd w:fill="D9E2F3"/>
           </w:tcPr>
           <w:p>
@@ -864,7 +864,7 @@
         </w:tc>
         <w:tc>
           <w:tcPr>
-            <w:tcW w:type="dxa" w:w="2160"/>
+            <w:tcW w:type="dxa" w:w="2480"/>
           </w:tcPr>
           <w:p>
             <w:r>
@@ -876,7 +876,7 @@
         </w:tc>
         <w:tc>
           <w:tcPr>
-            <w:tcW w:type="dxa" w:w="2160"/>
+            <w:tcW w:type="dxa" w:w="2480"/>
           </w:tcPr>
           <w:p>
             <w:r>
@@ -888,7 +888,7 @@
         </w:tc>
         <w:tc>
           <w:tcPr>
-            <w:tcW w:type="dxa" w:w="2160"/>
+            <w:tcW w:type="dxa" w:w="2480"/>
           </w:tcPr>
           <w:p>
             <w:r>
@@ -1084,18 +1084,18 @@
       <w:tblPr>
         <w:tblStyle w:val="TableGrid"/>
         <w:tblW w:type="auto" w:w="0"/>
-        <w:tblLayout w:type="autofit"/>
+        <w:tblLayout w:type="fixed"/>
         <w:tblLook w:firstColumn="1" w:firstRow="1" w:lastColumn="0" w:lastRow="0" w:noHBand="0" w:noVBand="1" w:val="04A0"/>
       </w:tblPr>
       <w:tblGrid>
-        <w:gridCol w:w="2880"/>
-        <w:gridCol w:w="2880"/>
-        <w:gridCol w:w="2880"/>
+        <w:gridCol w:w="3307"/>
+        <w:gridCol w:w="3307"/>
+        <w:gridCol w:w="3307"/>
       </w:tblGrid>
       <w:tr>
         <w:tc>
           <w:tcPr>
-            <w:tcW w:type="dxa" w:w="2880"/>
+            <w:tcW w:type="dxa" w:w="3307"/>
             <w:shd w:fill="D9E2F3"/>
           </w:tcPr>
           <w:p>
@@ -1117,7 +1117,7 @@
         </w:tc>
         <w:tc>
           <w:tcPr>
-            <w:tcW w:type="dxa" w:w="2880"/>
+            <w:tcW w:type="dxa" w:w="3307"/>
             <w:shd w:fill="D9E2F3"/>
           </w:tcPr>
           <w:p>
@@ -1139,7 +1139,7 @@
         </w:tc>
         <w:tc>
           <w:tcPr>
-            <w:tcW w:type="dxa" w:w="2880"/>
+            <w:tcW w:type="dxa" w:w="3307"/>
             <w:shd w:fill="D9E2F3"/>
           </w:tcPr>
           <w:p>
@@ -1163,7 +1163,7 @@
       <w:tr>
         <w:tc>
           <w:tcPr>
-            <w:tcW w:type="dxa" w:w="2880"/>
+            <w:tcW w:type="dxa" w:w="3307"/>
           </w:tcPr>
           <w:p>
             <w:r>
@@ -1182,7 +1182,7 @@
         </w:tc>
         <w:tc>
           <w:tcPr>
-            <w:tcW w:type="dxa" w:w="2880"/>
+            <w:tcW w:type="dxa" w:w="3307"/>
           </w:tcPr>
           <w:p>
             <w:r>
@@ -1201,7 +1201,7 @@
         </w:tc>
         <w:tc>
           <w:tcPr>
-            <w:tcW w:type="dxa" w:w="2880"/>
+            <w:tcW w:type="dxa" w:w="3307"/>
           </w:tcPr>
           <w:p>
             <w:r>
@@ -1222,7 +1222,7 @@
       <w:tr>
         <w:tc>
           <w:tcPr>
-            <w:tcW w:type="dxa" w:w="2880"/>
+            <w:tcW w:type="dxa" w:w="3307"/>
           </w:tcPr>
           <w:p>
             <w:r>
@@ -1241,7 +1241,7 @@
         </w:tc>
         <w:tc>
           <w:tcPr>
-            <w:tcW w:type="dxa" w:w="2880"/>
+            <w:tcW w:type="dxa" w:w="3307"/>
           </w:tcPr>
           <w:p>
             <w:r>
@@ -1260,7 +1260,7 @@
         </w:tc>
         <w:tc>
           <w:tcPr>
-            <w:tcW w:type="dxa" w:w="2880"/>
+            <w:tcW w:type="dxa" w:w="3307"/>
           </w:tcPr>
           <w:p>
             <w:r>
@@ -1281,7 +1281,7 @@
       <w:tr>
         <w:tc>
           <w:tcPr>
-            <w:tcW w:type="dxa" w:w="2880"/>
+            <w:tcW w:type="dxa" w:w="3307"/>
           </w:tcPr>
           <w:p>
             <w:r>
@@ -1300,7 +1300,7 @@
         </w:tc>
         <w:tc>
           <w:tcPr>
-            <w:tcW w:type="dxa" w:w="2880"/>
+            <w:tcW w:type="dxa" w:w="3307"/>
           </w:tcPr>
           <w:p>
             <w:r>
@@ -1319,7 +1319,7 @@
         </w:tc>
         <w:tc>
           <w:tcPr>
-            <w:tcW w:type="dxa" w:w="2880"/>
+            <w:tcW w:type="dxa" w:w="3307"/>
           </w:tcPr>
           <w:p>
             <w:r>
@@ -1340,7 +1340,7 @@
       <w:tr>
         <w:tc>
           <w:tcPr>
-            <w:tcW w:type="dxa" w:w="2880"/>
+            <w:tcW w:type="dxa" w:w="3307"/>
           </w:tcPr>
           <w:p>
             <w:r>
@@ -1359,7 +1359,7 @@
         </w:tc>
         <w:tc>
           <w:tcPr>
-            <w:tcW w:type="dxa" w:w="2880"/>
+            <w:tcW w:type="dxa" w:w="3307"/>
           </w:tcPr>
           <w:p>
             <w:r>
@@ -1378,7 +1378,7 @@
         </w:tc>
         <w:tc>
           <w:tcPr>
-            <w:tcW w:type="dxa" w:w="2880"/>
+            <w:tcW w:type="dxa" w:w="3307"/>
           </w:tcPr>
           <w:p>
             <w:r>
@@ -1399,7 +1399,7 @@
       <w:tr>
         <w:tc>
           <w:tcPr>
-            <w:tcW w:type="dxa" w:w="2880"/>
+            <w:tcW w:type="dxa" w:w="3307"/>
           </w:tcPr>
           <w:p>
             <w:r>
@@ -1418,7 +1418,7 @@
         </w:tc>
         <w:tc>
           <w:tcPr>
-            <w:tcW w:type="dxa" w:w="2880"/>
+            <w:tcW w:type="dxa" w:w="3307"/>
           </w:tcPr>
           <w:p>
             <w:r>
@@ -1437,7 +1437,7 @@
         </w:tc>
         <w:tc>
           <w:tcPr>
-            <w:tcW w:type="dxa" w:w="2880"/>
+            <w:tcW w:type="dxa" w:w="3307"/>
           </w:tcPr>
           <w:p>
             <w:r>
@@ -1458,7 +1458,7 @@
       <w:tr>
         <w:tc>
           <w:tcPr>
-            <w:tcW w:type="dxa" w:w="2880"/>
+            <w:tcW w:type="dxa" w:w="3307"/>
           </w:tcPr>
           <w:p>
             <w:r>
@@ -1477,7 +1477,7 @@
         </w:tc>
         <w:tc>
           <w:tcPr>
-            <w:tcW w:type="dxa" w:w="2880"/>
+            <w:tcW w:type="dxa" w:w="3307"/>
           </w:tcPr>
           <w:p>
             <w:r>
@@ -1496,7 +1496,7 @@
         </w:tc>
         <w:tc>
           <w:tcPr>
-            <w:tcW w:type="dxa" w:w="2880"/>
+            <w:tcW w:type="dxa" w:w="3307"/>
           </w:tcPr>
           <w:p>
             <w:r>
@@ -1534,19 +1534,19 @@
       <w:tblPr>
         <w:tblStyle w:val="TableGrid"/>
         <w:tblW w:type="auto" w:w="0"/>
-        <w:tblLayout w:type="autofit"/>
+        <w:tblLayout w:type="fixed"/>
         <w:tblLook w:firstColumn="1" w:firstRow="1" w:lastColumn="0" w:lastRow="0" w:noHBand="0" w:noVBand="1" w:val="04A0"/>
       </w:tblPr>
       <w:tblGrid>
-        <w:gridCol w:w="2160"/>
-        <w:gridCol w:w="2160"/>
-        <w:gridCol w:w="2160"/>
-        <w:gridCol w:w="2160"/>
+        <w:gridCol w:w="2480"/>
+        <w:gridCol w:w="2480"/>
+        <w:gridCol w:w="2480"/>
+        <w:gridCol w:w="2480"/>
       </w:tblGrid>
       <w:tr>
         <w:tc>
           <w:tcPr>
-            <w:tcW w:type="dxa" w:w="2160"/>
+            <w:tcW w:type="dxa" w:w="2480"/>
             <w:shd w:fill="D9E2F3"/>
           </w:tcPr>
           <w:p>
@@ -1568,7 +1568,7 @@
         </w:tc>
         <w:tc>
           <w:tcPr>
-            <w:tcW w:type="dxa" w:w="2160"/>
+            <w:tcW w:type="dxa" w:w="2480"/>
             <w:shd w:fill="D9E2F3"/>
           </w:tcPr>
           <w:p>
@@ -1590,7 +1590,7 @@
         </w:tc>
         <w:tc>
           <w:tcPr>
-            <w:tcW w:type="dxa" w:w="2160"/>
+            <w:tcW w:type="dxa" w:w="2480"/>
             <w:shd w:fill="D9E2F3"/>
           </w:tcPr>
           <w:p>
@@ -1612,7 +1612,7 @@
         </w:tc>
         <w:tc>
           <w:tcPr>
-            <w:tcW w:type="dxa" w:w="2160"/>
+            <w:tcW w:type="dxa" w:w="2480"/>
             <w:shd w:fill="D9E2F3"/>
           </w:tcPr>
           <w:p>
@@ -1636,7 +1636,7 @@
       <w:tr>
         <w:tc>
           <w:tcPr>
-            <w:tcW w:type="dxa" w:w="2160"/>
+            <w:tcW w:type="dxa" w:w="2480"/>
           </w:tcPr>
           <w:p>
             <w:r>
@@ -1655,7 +1655,7 @@
         </w:tc>
         <w:tc>
           <w:tcPr>
-            <w:tcW w:type="dxa" w:w="2160"/>
+            <w:tcW w:type="dxa" w:w="2480"/>
           </w:tcPr>
           <w:p>
             <w:r>
@@ -1674,7 +1674,7 @@
         </w:tc>
         <w:tc>
           <w:tcPr>
-            <w:tcW w:type="dxa" w:w="2160"/>
+            <w:tcW w:type="dxa" w:w="2480"/>
           </w:tcPr>
           <w:p>
             <w:r>
@@ -1693,7 +1693,7 @@
         </w:tc>
         <w:tc>
           <w:tcPr>
-            <w:tcW w:type="dxa" w:w="2160"/>
+            <w:tcW w:type="dxa" w:w="2480"/>
           </w:tcPr>
           <w:p>
             <w:r>
@@ -1714,7 +1714,7 @@
       <w:tr>
         <w:tc>
           <w:tcPr>
-            <w:tcW w:type="dxa" w:w="2160"/>
+            <w:tcW w:type="dxa" w:w="2480"/>
           </w:tcPr>
           <w:p>
             <w:r>
@@ -1733,7 +1733,7 @@
         </w:tc>
         <w:tc>
           <w:tcPr>
-            <w:tcW w:type="dxa" w:w="2160"/>
+            <w:tcW w:type="dxa" w:w="2480"/>
           </w:tcPr>
           <w:p>
             <w:r>
@@ -1752,7 +1752,7 @@
         </w:tc>
         <w:tc>
           <w:tcPr>
-            <w:tcW w:type="dxa" w:w="2160"/>
+            <w:tcW w:type="dxa" w:w="2480"/>
           </w:tcPr>
           <w:p>
             <w:r>
@@ -1771,7 +1771,7 @@
         </w:tc>
         <w:tc>
           <w:tcPr>
-            <w:tcW w:type="dxa" w:w="2160"/>
+            <w:tcW w:type="dxa" w:w="2480"/>
           </w:tcPr>
           <w:p>
             <w:r>
@@ -1792,7 +1792,7 @@
       <w:tr>
         <w:tc>
           <w:tcPr>
-            <w:tcW w:type="dxa" w:w="2160"/>
+            <w:tcW w:type="dxa" w:w="2480"/>
           </w:tcPr>
           <w:p>
             <w:r>
@@ -1811,7 +1811,7 @@
         </w:tc>
         <w:tc>
           <w:tcPr>
-            <w:tcW w:type="dxa" w:w="2160"/>
+            <w:tcW w:type="dxa" w:w="2480"/>
           </w:tcPr>
           <w:p>
             <w:r>
@@ -1830,7 +1830,7 @@
         </w:tc>
         <w:tc>
           <w:tcPr>
-            <w:tcW w:type="dxa" w:w="2160"/>
+            <w:tcW w:type="dxa" w:w="2480"/>
           </w:tcPr>
           <w:p>
             <w:r>
@@ -1849,7 +1849,7 @@
         </w:tc>
         <w:tc>
           <w:tcPr>
-            <w:tcW w:type="dxa" w:w="2160"/>
+            <w:tcW w:type="dxa" w:w="2480"/>
           </w:tcPr>
           <w:p>
             <w:r>
@@ -1870,7 +1870,7 @@
       <w:tr>
         <w:tc>
           <w:tcPr>
-            <w:tcW w:type="dxa" w:w="2160"/>
+            <w:tcW w:type="dxa" w:w="2480"/>
           </w:tcPr>
           <w:p>
             <w:r>
@@ -1889,7 +1889,7 @@
         </w:tc>
         <w:tc>
           <w:tcPr>
-            <w:tcW w:type="dxa" w:w="2160"/>
+            <w:tcW w:type="dxa" w:w="2480"/>
           </w:tcPr>
           <w:p>
             <w:r>
@@ -1908,7 +1908,7 @@
         </w:tc>
         <w:tc>
           <w:tcPr>
-            <w:tcW w:type="dxa" w:w="2160"/>
+            <w:tcW w:type="dxa" w:w="2480"/>
           </w:tcPr>
           <w:p>
             <w:r>
@@ -1927,7 +1927,7 @@
         </w:tc>
         <w:tc>
           <w:tcPr>
-            <w:tcW w:type="dxa" w:w="2160"/>
+            <w:tcW w:type="dxa" w:w="2480"/>
           </w:tcPr>
           <w:p>
             <w:r>
@@ -1948,7 +1948,7 @@
       <w:tr>
         <w:tc>
           <w:tcPr>
-            <w:tcW w:type="dxa" w:w="2160"/>
+            <w:tcW w:type="dxa" w:w="2480"/>
           </w:tcPr>
           <w:p>
             <w:r>
@@ -1967,7 +1967,7 @@
         </w:tc>
         <w:tc>
           <w:tcPr>
-            <w:tcW w:type="dxa" w:w="2160"/>
+            <w:tcW w:type="dxa" w:w="2480"/>
           </w:tcPr>
           <w:p>
             <w:r>
@@ -1986,7 +1986,7 @@
         </w:tc>
         <w:tc>
           <w:tcPr>
-            <w:tcW w:type="dxa" w:w="2160"/>
+            <w:tcW w:type="dxa" w:w="2480"/>
           </w:tcPr>
           <w:p>
             <w:r>
@@ -2005,7 +2005,7 @@
         </w:tc>
         <w:tc>
           <w:tcPr>
-            <w:tcW w:type="dxa" w:w="2160"/>
+            <w:tcW w:type="dxa" w:w="2480"/>
           </w:tcPr>
           <w:p>
             <w:r>
@@ -2026,7 +2026,7 @@
       <w:tr>
         <w:tc>
           <w:tcPr>
-            <w:tcW w:type="dxa" w:w="2160"/>
+            <w:tcW w:type="dxa" w:w="2480"/>
           </w:tcPr>
           <w:p>
             <w:r>
@@ -2045,7 +2045,7 @@
         </w:tc>
         <w:tc>
           <w:tcPr>
-            <w:tcW w:type="dxa" w:w="2160"/>
+            <w:tcW w:type="dxa" w:w="2480"/>
           </w:tcPr>
           <w:p>
             <w:r>
@@ -2064,7 +2064,7 @@
         </w:tc>
         <w:tc>
           <w:tcPr>
-            <w:tcW w:type="dxa" w:w="2160"/>
+            <w:tcW w:type="dxa" w:w="2480"/>
           </w:tcPr>
           <w:p>
             <w:r>
@@ -2083,7 +2083,7 @@
         </w:tc>
         <w:tc>
           <w:tcPr>
-            <w:tcW w:type="dxa" w:w="2160"/>
+            <w:tcW w:type="dxa" w:w="2480"/>
           </w:tcPr>
           <w:p>
             <w:r>
@@ -2104,7 +2104,7 @@
       <w:tr>
         <w:tc>
           <w:tcPr>
-            <w:tcW w:type="dxa" w:w="2160"/>
+            <w:tcW w:type="dxa" w:w="2480"/>
           </w:tcPr>
           <w:p>
             <w:r>
@@ -2123,7 +2123,7 @@
         </w:tc>
         <w:tc>
           <w:tcPr>
-            <w:tcW w:type="dxa" w:w="2160"/>
+            <w:tcW w:type="dxa" w:w="2480"/>
           </w:tcPr>
           <w:p>
             <w:r>
@@ -2142,7 +2142,7 @@
         </w:tc>
         <w:tc>
           <w:tcPr>
-            <w:tcW w:type="dxa" w:w="2160"/>
+            <w:tcW w:type="dxa" w:w="2480"/>
           </w:tcPr>
           <w:p>
             <w:r>
@@ -2161,7 +2161,7 @@
         </w:tc>
         <w:tc>
           <w:tcPr>
-            <w:tcW w:type="dxa" w:w="2160"/>
+            <w:tcW w:type="dxa" w:w="2480"/>
           </w:tcPr>
           <w:p>
             <w:r>
@@ -2182,7 +2182,7 @@
       <w:tr>
         <w:tc>
           <w:tcPr>
-            <w:tcW w:type="dxa" w:w="2160"/>
+            <w:tcW w:type="dxa" w:w="2480"/>
           </w:tcPr>
           <w:p>
             <w:r>
@@ -2201,7 +2201,7 @@
         </w:tc>
         <w:tc>
           <w:tcPr>
-            <w:tcW w:type="dxa" w:w="2160"/>
+            <w:tcW w:type="dxa" w:w="2480"/>
           </w:tcPr>
           <w:p>
             <w:r>
@@ -2220,7 +2220,7 @@
         </w:tc>
         <w:tc>
           <w:tcPr>
-            <w:tcW w:type="dxa" w:w="2160"/>
+            <w:tcW w:type="dxa" w:w="2480"/>
           </w:tcPr>
           <w:p>
             <w:r>
@@ -2239,7 +2239,7 @@
         </w:tc>
         <w:tc>
           <w:tcPr>
-            <w:tcW w:type="dxa" w:w="2160"/>
+            <w:tcW w:type="dxa" w:w="2480"/>
           </w:tcPr>
           <w:p>
             <w:r>
@@ -2260,7 +2260,7 @@
       <w:tr>
         <w:tc>
           <w:tcPr>
-            <w:tcW w:type="dxa" w:w="2160"/>
+            <w:tcW w:type="dxa" w:w="2480"/>
           </w:tcPr>
           <w:p>
             <w:r>
@@ -2279,7 +2279,7 @@
         </w:tc>
         <w:tc>
           <w:tcPr>
-            <w:tcW w:type="dxa" w:w="2160"/>
+            <w:tcW w:type="dxa" w:w="2480"/>
           </w:tcPr>
           <w:p>
             <w:r>
@@ -2298,7 +2298,7 @@
         </w:tc>
         <w:tc>
           <w:tcPr>
-            <w:tcW w:type="dxa" w:w="2160"/>
+            <w:tcW w:type="dxa" w:w="2480"/>
           </w:tcPr>
           <w:p>
             <w:r>
@@ -2317,7 +2317,7 @@
         </w:tc>
         <w:tc>
           <w:tcPr>
-            <w:tcW w:type="dxa" w:w="2160"/>
+            <w:tcW w:type="dxa" w:w="2480"/>
           </w:tcPr>
           <w:p>
             <w:r>
@@ -2338,7 +2338,7 @@
       <w:tr>
         <w:tc>
           <w:tcPr>
-            <w:tcW w:type="dxa" w:w="2160"/>
+            <w:tcW w:type="dxa" w:w="2480"/>
           </w:tcPr>
           <w:p>
             <w:r>
@@ -2357,7 +2357,7 @@
         </w:tc>
         <w:tc>
           <w:tcPr>
-            <w:tcW w:type="dxa" w:w="2160"/>
+            <w:tcW w:type="dxa" w:w="2480"/>
           </w:tcPr>
           <w:p>
             <w:r>
@@ -2376,7 +2376,7 @@
         </w:tc>
         <w:tc>
           <w:tcPr>
-            <w:tcW w:type="dxa" w:w="2160"/>
+            <w:tcW w:type="dxa" w:w="2480"/>
           </w:tcPr>
           <w:p>
             <w:r>
@@ -2395,7 +2395,7 @@
         </w:tc>
         <w:tc>
           <w:tcPr>
-            <w:tcW w:type="dxa" w:w="2160"/>
+            <w:tcW w:type="dxa" w:w="2480"/>
           </w:tcPr>
           <w:p>
             <w:r>
@@ -2416,7 +2416,7 @@
       <w:tr>
         <w:tc>
           <w:tcPr>
-            <w:tcW w:type="dxa" w:w="2160"/>
+            <w:tcW w:type="dxa" w:w="2480"/>
           </w:tcPr>
           <w:p>
             <w:r>
@@ -2435,7 +2435,7 @@
         </w:tc>
         <w:tc>
           <w:tcPr>
-            <w:tcW w:type="dxa" w:w="2160"/>
+            <w:tcW w:type="dxa" w:w="2480"/>
           </w:tcPr>
           <w:p>
             <w:r>
@@ -2454,7 +2454,7 @@
         </w:tc>
         <w:tc>
           <w:tcPr>
-            <w:tcW w:type="dxa" w:w="2160"/>
+            <w:tcW w:type="dxa" w:w="2480"/>
           </w:tcPr>
           <w:p>
             <w:r>
@@ -2473,7 +2473,7 @@
         </w:tc>
         <w:tc>
           <w:tcPr>
-            <w:tcW w:type="dxa" w:w="2160"/>
+            <w:tcW w:type="dxa" w:w="2480"/>
           </w:tcPr>
           <w:p>
             <w:r>
@@ -2494,7 +2494,7 @@
       <w:tr>
         <w:tc>
           <w:tcPr>
-            <w:tcW w:type="dxa" w:w="2160"/>
+            <w:tcW w:type="dxa" w:w="2480"/>
           </w:tcPr>
           <w:p>
             <w:r>
@@ -2513,7 +2513,7 @@
         </w:tc>
         <w:tc>
           <w:tcPr>
-            <w:tcW w:type="dxa" w:w="2160"/>
+            <w:tcW w:type="dxa" w:w="2480"/>
           </w:tcPr>
           <w:p>
             <w:r>
@@ -2532,7 +2532,7 @@
         </w:tc>
         <w:tc>
           <w:tcPr>
-            <w:tcW w:type="dxa" w:w="2160"/>
+            <w:tcW w:type="dxa" w:w="2480"/>
           </w:tcPr>
           <w:p>
             <w:r>
@@ -2551,7 +2551,7 @@
         </w:tc>
         <w:tc>
           <w:tcPr>
-            <w:tcW w:type="dxa" w:w="2160"/>
+            <w:tcW w:type="dxa" w:w="2480"/>
           </w:tcPr>
           <w:p>
             <w:r>
@@ -2572,7 +2572,7 @@
       <w:tr>
         <w:tc>
           <w:tcPr>
-            <w:tcW w:type="dxa" w:w="2160"/>
+            <w:tcW w:type="dxa" w:w="2480"/>
           </w:tcPr>
           <w:p>
             <w:r>
@@ -2591,7 +2591,7 @@
         </w:tc>
         <w:tc>
           <w:tcPr>
-            <w:tcW w:type="dxa" w:w="2160"/>
+            <w:tcW w:type="dxa" w:w="2480"/>
           </w:tcPr>
           <w:p>
             <w:r>
@@ -2610,7 +2610,7 @@
         </w:tc>
         <w:tc>
           <w:tcPr>
-            <w:tcW w:type="dxa" w:w="2160"/>
+            <w:tcW w:type="dxa" w:w="2480"/>
           </w:tcPr>
           <w:p>
             <w:r>
@@ -2629,7 +2629,7 @@
         </w:tc>
         <w:tc>
           <w:tcPr>
-            <w:tcW w:type="dxa" w:w="2160"/>
+            <w:tcW w:type="dxa" w:w="2480"/>
           </w:tcPr>
           <w:p>
             <w:r>
@@ -2650,7 +2650,7 @@
       <w:tr>
         <w:tc>
           <w:tcPr>
-            <w:tcW w:type="dxa" w:w="2160"/>
+            <w:tcW w:type="dxa" w:w="2480"/>
           </w:tcPr>
           <w:p>
             <w:r>
@@ -2669,7 +2669,7 @@
         </w:tc>
         <w:tc>
           <w:tcPr>
-            <w:tcW w:type="dxa" w:w="2160"/>
+            <w:tcW w:type="dxa" w:w="2480"/>
           </w:tcPr>
           <w:p>
             <w:r>
@@ -2688,7 +2688,7 @@
         </w:tc>
         <w:tc>
           <w:tcPr>
-            <w:tcW w:type="dxa" w:w="2160"/>
+            <w:tcW w:type="dxa" w:w="2480"/>
           </w:tcPr>
           <w:p>
             <w:r>
@@ -2707,7 +2707,7 @@
         </w:tc>
         <w:tc>
           <w:tcPr>
-            <w:tcW w:type="dxa" w:w="2160"/>
+            <w:tcW w:type="dxa" w:w="2480"/>
           </w:tcPr>
           <w:p>
             <w:r>
@@ -2728,7 +2728,7 @@
       <w:tr>
         <w:tc>
           <w:tcPr>
-            <w:tcW w:type="dxa" w:w="2160"/>
+            <w:tcW w:type="dxa" w:w="2480"/>
           </w:tcPr>
           <w:p>
             <w:r>
@@ -2747,7 +2747,7 @@
         </w:tc>
         <w:tc>
           <w:tcPr>
-            <w:tcW w:type="dxa" w:w="2160"/>
+            <w:tcW w:type="dxa" w:w="2480"/>
           </w:tcPr>
           <w:p>
             <w:r>
@@ -2766,7 +2766,7 @@
         </w:tc>
         <w:tc>
           <w:tcPr>
-            <w:tcW w:type="dxa" w:w="2160"/>
+            <w:tcW w:type="dxa" w:w="2480"/>
           </w:tcPr>
           <w:p>
             <w:r>
@@ -2785,7 +2785,7 @@
         </w:tc>
         <w:tc>
           <w:tcPr>
-            <w:tcW w:type="dxa" w:w="2160"/>
+            <w:tcW w:type="dxa" w:w="2480"/>
           </w:tcPr>
           <w:p>
             <w:r>
@@ -2806,7 +2806,7 @@
       <w:tr>
         <w:tc>
           <w:tcPr>
-            <w:tcW w:type="dxa" w:w="2160"/>
+            <w:tcW w:type="dxa" w:w="2480"/>
           </w:tcPr>
           <w:p>
             <w:r>
@@ -2825,7 +2825,7 @@
         </w:tc>
         <w:tc>
           <w:tcPr>
-            <w:tcW w:type="dxa" w:w="2160"/>
+            <w:tcW w:type="dxa" w:w="2480"/>
           </w:tcPr>
           <w:p>
             <w:r>
@@ -2844,7 +2844,7 @@
         </w:tc>
         <w:tc>
           <w:tcPr>
-            <w:tcW w:type="dxa" w:w="2160"/>
+            <w:tcW w:type="dxa" w:w="2480"/>
           </w:tcPr>
           <w:p>
             <w:r>
@@ -2863,7 +2863,7 @@
         </w:tc>
         <w:tc>
           <w:tcPr>
-            <w:tcW w:type="dxa" w:w="2160"/>
+            <w:tcW w:type="dxa" w:w="2480"/>
           </w:tcPr>
           <w:p>
             <w:r>
@@ -2884,7 +2884,7 @@
       <w:tr>
         <w:tc>
           <w:tcPr>
-            <w:tcW w:type="dxa" w:w="2160"/>
+            <w:tcW w:type="dxa" w:w="2480"/>
           </w:tcPr>
           <w:p>
             <w:r>
@@ -2903,7 +2903,7 @@
         </w:tc>
         <w:tc>
           <w:tcPr>
-            <w:tcW w:type="dxa" w:w="2160"/>
+            <w:tcW w:type="dxa" w:w="2480"/>
           </w:tcPr>
           <w:p>
             <w:r>
@@ -2922,7 +2922,7 @@
         </w:tc>
         <w:tc>
           <w:tcPr>
-            <w:tcW w:type="dxa" w:w="2160"/>
+            <w:tcW w:type="dxa" w:w="2480"/>
           </w:tcPr>
           <w:p>
             <w:r>
@@ -2941,7 +2941,7 @@
         </w:tc>
         <w:tc>
           <w:tcPr>
-            <w:tcW w:type="dxa" w:w="2160"/>
+            <w:tcW w:type="dxa" w:w="2480"/>
           </w:tcPr>
           <w:p>
             <w:r>
@@ -2962,7 +2962,7 @@
       <w:tr>
         <w:tc>
           <w:tcPr>
-            <w:tcW w:type="dxa" w:w="2160"/>
+            <w:tcW w:type="dxa" w:w="2480"/>
           </w:tcPr>
           <w:p>
             <w:r>
@@ -2981,7 +2981,7 @@
         </w:tc>
         <w:tc>
           <w:tcPr>
-            <w:tcW w:type="dxa" w:w="2160"/>
+            <w:tcW w:type="dxa" w:w="2480"/>
           </w:tcPr>
           <w:p>
             <w:r>
@@ -3000,7 +3000,7 @@
         </w:tc>
         <w:tc>
           <w:tcPr>
-            <w:tcW w:type="dxa" w:w="2160"/>
+            <w:tcW w:type="dxa" w:w="2480"/>
           </w:tcPr>
           <w:p>
             <w:r>
@@ -3019,7 +3019,7 @@
         </w:tc>
         <w:tc>
           <w:tcPr>
-            <w:tcW w:type="dxa" w:w="2160"/>
+            <w:tcW w:type="dxa" w:w="2480"/>
           </w:tcPr>
           <w:p>
             <w:r>
@@ -3040,7 +3040,7 @@
       <w:tr>
         <w:tc>
           <w:tcPr>
-            <w:tcW w:type="dxa" w:w="2160"/>
+            <w:tcW w:type="dxa" w:w="2480"/>
           </w:tcPr>
           <w:p>
             <w:r>
@@ -3059,7 +3059,7 @@
         </w:tc>
         <w:tc>
           <w:tcPr>
-            <w:tcW w:type="dxa" w:w="2160"/>
+            <w:tcW w:type="dxa" w:w="2480"/>
           </w:tcPr>
           <w:p>
             <w:r>
@@ -3078,7 +3078,7 @@
         </w:tc>
         <w:tc>
           <w:tcPr>
-            <w:tcW w:type="dxa" w:w="2160"/>
+            <w:tcW w:type="dxa" w:w="2480"/>
           </w:tcPr>
           <w:p>
             <w:r>
@@ -3097,7 +3097,7 @@
         </w:tc>
         <w:tc>
           <w:tcPr>
-            <w:tcW w:type="dxa" w:w="2160"/>
+            <w:tcW w:type="dxa" w:w="2480"/>
           </w:tcPr>
           <w:p>
             <w:r>
@@ -3118,7 +3118,7 @@
       <w:tr>
         <w:tc>
           <w:tcPr>
-            <w:tcW w:type="dxa" w:w="2160"/>
+            <w:tcW w:type="dxa" w:w="2480"/>
           </w:tcPr>
           <w:p>
             <w:r>
@@ -3137,7 +3137,7 @@
         </w:tc>
         <w:tc>
           <w:tcPr>
-            <w:tcW w:type="dxa" w:w="2160"/>
+            <w:tcW w:type="dxa" w:w="2480"/>
           </w:tcPr>
           <w:p>
             <w:r>
@@ -3156,7 +3156,7 @@
         </w:tc>
         <w:tc>
           <w:tcPr>
-            <w:tcW w:type="dxa" w:w="2160"/>
+            <w:tcW w:type="dxa" w:w="2480"/>
           </w:tcPr>
           <w:p>
             <w:r>
@@ -3175,7 +3175,7 @@
         </w:tc>
         <w:tc>
           <w:tcPr>
-            <w:tcW w:type="dxa" w:w="2160"/>
+            <w:tcW w:type="dxa" w:w="2480"/>
           </w:tcPr>
           <w:p>
             <w:r>
@@ -3196,7 +3196,7 @@
       <w:tr>
         <w:tc>
           <w:tcPr>
-            <w:tcW w:type="dxa" w:w="2160"/>
+            <w:tcW w:type="dxa" w:w="2480"/>
           </w:tcPr>
           <w:p>
             <w:r>
@@ -3215,7 +3215,7 @@
         </w:tc>
         <w:tc>
           <w:tcPr>
-            <w:tcW w:type="dxa" w:w="2160"/>
+            <w:tcW w:type="dxa" w:w="2480"/>
           </w:tcPr>
           <w:p>
             <w:r>
@@ -3234,7 +3234,7 @@
         </w:tc>
         <w:tc>
           <w:tcPr>
-            <w:tcW w:type="dxa" w:w="2160"/>
+            <w:tcW w:type="dxa" w:w="2480"/>
           </w:tcPr>
           <w:p>
             <w:r>
@@ -3253,7 +3253,7 @@
         </w:tc>
         <w:tc>
           <w:tcPr>
-            <w:tcW w:type="dxa" w:w="2160"/>
+            <w:tcW w:type="dxa" w:w="2480"/>
           </w:tcPr>
           <w:p>
             <w:r>
@@ -3274,7 +3274,7 @@
       <w:tr>
         <w:tc>
           <w:tcPr>
-            <w:tcW w:type="dxa" w:w="2160"/>
+            <w:tcW w:type="dxa" w:w="2480"/>
           </w:tcPr>
           <w:p>
             <w:r>
@@ -3293,7 +3293,7 @@
         </w:tc>
         <w:tc>
           <w:tcPr>
-            <w:tcW w:type="dxa" w:w="2160"/>
+            <w:tcW w:type="dxa" w:w="2480"/>
           </w:tcPr>
           <w:p>
             <w:r>
@@ -3312,7 +3312,7 @@
         </w:tc>
         <w:tc>
           <w:tcPr>
-            <w:tcW w:type="dxa" w:w="2160"/>
+            <w:tcW w:type="dxa" w:w="2480"/>
           </w:tcPr>
           <w:p>
             <w:r>
@@ -3331,7 +3331,7 @@
         </w:tc>
         <w:tc>
           <w:tcPr>
-            <w:tcW w:type="dxa" w:w="2160"/>
+            <w:tcW w:type="dxa" w:w="2480"/>
           </w:tcPr>
           <w:p>
             <w:r>
@@ -3352,7 +3352,7 @@
       <w:tr>
         <w:tc>
           <w:tcPr>
-            <w:tcW w:type="dxa" w:w="2160"/>
+            <w:tcW w:type="dxa" w:w="2480"/>
           </w:tcPr>
           <w:p>
             <w:r>
@@ -3371,7 +3371,7 @@
         </w:tc>
         <w:tc>
           <w:tcPr>
-            <w:tcW w:type="dxa" w:w="2160"/>
+            <w:tcW w:type="dxa" w:w="2480"/>
           </w:tcPr>
           <w:p>
             <w:r>
@@ -3390,7 +3390,7 @@
         </w:tc>
         <w:tc>
           <w:tcPr>
-            <w:tcW w:type="dxa" w:w="2160"/>
+            <w:tcW w:type="dxa" w:w="2480"/>
           </w:tcPr>
           <w:p>
             <w:r>
@@ -3409,7 +3409,7 @@
         </w:tc>
         <w:tc>
           <w:tcPr>
-            <w:tcW w:type="dxa" w:w="2160"/>
+            <w:tcW w:type="dxa" w:w="2480"/>
           </w:tcPr>
           <w:p>
             <w:r>
@@ -3430,7 +3430,7 @@
       <w:tr>
         <w:tc>
           <w:tcPr>
-            <w:tcW w:type="dxa" w:w="2160"/>
+            <w:tcW w:type="dxa" w:w="2480"/>
           </w:tcPr>
           <w:p>
             <w:r>
@@ -3449,7 +3449,7 @@
         </w:tc>
         <w:tc>
           <w:tcPr>
-            <w:tcW w:type="dxa" w:w="2160"/>
+            <w:tcW w:type="dxa" w:w="2480"/>
           </w:tcPr>
           <w:p>
             <w:r>
@@ -3468,7 +3468,7 @@
         </w:tc>
         <w:tc>
           <w:tcPr>
-            <w:tcW w:type="dxa" w:w="2160"/>
+            <w:tcW w:type="dxa" w:w="2480"/>
           </w:tcPr>
           <w:p>
             <w:r>
@@ -3487,7 +3487,7 @@
         </w:tc>
         <w:tc>
           <w:tcPr>
-            <w:tcW w:type="dxa" w:w="2160"/>
+            <w:tcW w:type="dxa" w:w="2480"/>
           </w:tcPr>
           <w:p>
             <w:r>
@@ -3508,7 +3508,7 @@
       <w:tr>
         <w:tc>
           <w:tcPr>
-            <w:tcW w:type="dxa" w:w="2160"/>
+            <w:tcW w:type="dxa" w:w="2480"/>
           </w:tcPr>
           <w:p>
             <w:r>
@@ -3527,7 +3527,7 @@
         </w:tc>
         <w:tc>
           <w:tcPr>
-            <w:tcW w:type="dxa" w:w="2160"/>
+            <w:tcW w:type="dxa" w:w="2480"/>
           </w:tcPr>
           <w:p>
             <w:r>
@@ -3546,7 +3546,7 @@
         </w:tc>
         <w:tc>
           <w:tcPr>
-            <w:tcW w:type="dxa" w:w="2160"/>
+            <w:tcW w:type="dxa" w:w="2480"/>
           </w:tcPr>
           <w:p>
             <w:r>
@@ -3565,7 +3565,7 @@
         </w:tc>
         <w:tc>
           <w:tcPr>
-            <w:tcW w:type="dxa" w:w="2160"/>
+            <w:tcW w:type="dxa" w:w="2480"/>
           </w:tcPr>
           <w:p>
             <w:r>
@@ -3586,7 +3586,7 @@
       <w:tr>
         <w:tc>
           <w:tcPr>
-            <w:tcW w:type="dxa" w:w="2160"/>
+            <w:tcW w:type="dxa" w:w="2480"/>
           </w:tcPr>
           <w:p>
             <w:r>
@@ -3605,7 +3605,7 @@
         </w:tc>
         <w:tc>
           <w:tcPr>
-            <w:tcW w:type="dxa" w:w="2160"/>
+            <w:tcW w:type="dxa" w:w="2480"/>
           </w:tcPr>
           <w:p>
             <w:r>
@@ -3624,7 +3624,7 @@
         </w:tc>
         <w:tc>
           <w:tcPr>
-            <w:tcW w:type="dxa" w:w="2160"/>
+            <w:tcW w:type="dxa" w:w="2480"/>
           </w:tcPr>
           <w:p>
             <w:r>
@@ -3643,7 +3643,7 @@
         </w:tc>
         <w:tc>
           <w:tcPr>
-            <w:tcW w:type="dxa" w:w="2160"/>
+            <w:tcW w:type="dxa" w:w="2480"/>
           </w:tcPr>
           <w:p>
             <w:r>
@@ -3664,7 +3664,7 @@
       <w:tr>
         <w:tc>
           <w:tcPr>
-            <w:tcW w:type="dxa" w:w="2160"/>
+            <w:tcW w:type="dxa" w:w="2480"/>
           </w:tcPr>
           <w:p>
             <w:r>
@@ -3683,7 +3683,7 @@
         </w:tc>
         <w:tc>
           <w:tcPr>
-            <w:tcW w:type="dxa" w:w="2160"/>
+            <w:tcW w:type="dxa" w:w="2480"/>
           </w:tcPr>
           <w:p>
             <w:r>
@@ -3702,7 +3702,7 @@
         </w:tc>
         <w:tc>
           <w:tcPr>
-            <w:tcW w:type="dxa" w:w="2160"/>
+            <w:tcW w:type="dxa" w:w="2480"/>
           </w:tcPr>
           <w:p>
             <w:r>
@@ -3721,7 +3721,7 @@
         </w:tc>
         <w:tc>
           <w:tcPr>
-            <w:tcW w:type="dxa" w:w="2160"/>
+            <w:tcW w:type="dxa" w:w="2480"/>
           </w:tcPr>
           <w:p>
             <w:r>
@@ -3742,7 +3742,7 @@
       <w:tr>
         <w:tc>
           <w:tcPr>
-            <w:tcW w:type="dxa" w:w="2160"/>
+            <w:tcW w:type="dxa" w:w="2480"/>
           </w:tcPr>
           <w:p>
             <w:r>
@@ -3761,7 +3761,7 @@
         </w:tc>
         <w:tc>
           <w:tcPr>
-            <w:tcW w:type="dxa" w:w="2160"/>
+            <w:tcW w:type="dxa" w:w="2480"/>
           </w:tcPr>
           <w:p>
             <w:r>
@@ -3780,7 +3780,7 @@
         </w:tc>
         <w:tc>
           <w:tcPr>
-            <w:tcW w:type="dxa" w:w="2160"/>
+            <w:tcW w:type="dxa" w:w="2480"/>
           </w:tcPr>
           <w:p>
             <w:r>
@@ -3799,7 +3799,7 @@
         </w:tc>
         <w:tc>
           <w:tcPr>
-            <w:tcW w:type="dxa" w:w="2160"/>
+            <w:tcW w:type="dxa" w:w="2480"/>
           </w:tcPr>
           <w:p>
             <w:r>
@@ -3820,7 +3820,7 @@
       <w:tr>
         <w:tc>
           <w:tcPr>
-            <w:tcW w:type="dxa" w:w="2160"/>
+            <w:tcW w:type="dxa" w:w="2480"/>
           </w:tcPr>
           <w:p>
             <w:r>
@@ -3839,7 +3839,7 @@
         </w:tc>
         <w:tc>
           <w:tcPr>
-            <w:tcW w:type="dxa" w:w="2160"/>
+            <w:tcW w:type="dxa" w:w="2480"/>
           </w:tcPr>
           <w:p>
             <w:r>
@@ -3858,7 +3858,7 @@
         </w:tc>
         <w:tc>
           <w:tcPr>
-            <w:tcW w:type="dxa" w:w="2160"/>
+            <w:tcW w:type="dxa" w:w="2480"/>
           </w:tcPr>
           <w:p>
             <w:r>
@@ -3877,7 +3877,7 @@
         </w:tc>
         <w:tc>
           <w:tcPr>
-            <w:tcW w:type="dxa" w:w="2160"/>
+            <w:tcW w:type="dxa" w:w="2480"/>
           </w:tcPr>
           <w:p>
             <w:r>
@@ -3898,7 +3898,7 @@
       <w:tr>
         <w:tc>
           <w:tcPr>
-            <w:tcW w:type="dxa" w:w="2160"/>
+            <w:tcW w:type="dxa" w:w="2480"/>
           </w:tcPr>
           <w:p>
             <w:r>
@@ -3917,7 +3917,7 @@
         </w:tc>
         <w:tc>
           <w:tcPr>
-            <w:tcW w:type="dxa" w:w="2160"/>
+            <w:tcW w:type="dxa" w:w="2480"/>
           </w:tcPr>
           <w:p>
             <w:r>
@@ -3936,7 +3936,7 @@
         </w:tc>
         <w:tc>
           <w:tcPr>
-            <w:tcW w:type="dxa" w:w="2160"/>
+            <w:tcW w:type="dxa" w:w="2480"/>
           </w:tcPr>
           <w:p>
             <w:r>
@@ -3955,7 +3955,7 @@
         </w:tc>
         <w:tc>
           <w:tcPr>
-            <w:tcW w:type="dxa" w:w="2160"/>
+            <w:tcW w:type="dxa" w:w="2480"/>
           </w:tcPr>
           <w:p>
             <w:r>
@@ -3976,7 +3976,7 @@
       <w:tr>
         <w:tc>
           <w:tcPr>
-            <w:tcW w:type="dxa" w:w="2160"/>
+            <w:tcW w:type="dxa" w:w="2480"/>
           </w:tcPr>
           <w:p>
             <w:r>
@@ -3995,7 +3995,7 @@
         </w:tc>
         <w:tc>
           <w:tcPr>
-            <w:tcW w:type="dxa" w:w="2160"/>
+            <w:tcW w:type="dxa" w:w="2480"/>
           </w:tcPr>
           <w:p>
             <w:r>
@@ -4014,7 +4014,7 @@
         </w:tc>
         <w:tc>
           <w:tcPr>
-            <w:tcW w:type="dxa" w:w="2160"/>
+            <w:tcW w:type="dxa" w:w="2480"/>
           </w:tcPr>
           <w:p>
             <w:r>
@@ -4033,7 +4033,7 @@
         </w:tc>
         <w:tc>
           <w:tcPr>
-            <w:tcW w:type="dxa" w:w="2160"/>
+            <w:tcW w:type="dxa" w:w="2480"/>
           </w:tcPr>
           <w:p>
             <w:r>
@@ -4054,7 +4054,7 @@
       <w:tr>
         <w:tc>
           <w:tcPr>
-            <w:tcW w:type="dxa" w:w="2160"/>
+            <w:tcW w:type="dxa" w:w="2480"/>
           </w:tcPr>
           <w:p>
             <w:r>
@@ -4073,7 +4073,7 @@
         </w:tc>
         <w:tc>
           <w:tcPr>
-            <w:tcW w:type="dxa" w:w="2160"/>
+            <w:tcW w:type="dxa" w:w="2480"/>
           </w:tcPr>
           <w:p>
             <w:r>
@@ -4092,7 +4092,7 @@
         </w:tc>
         <w:tc>
           <w:tcPr>
-            <w:tcW w:type="dxa" w:w="2160"/>
+            <w:tcW w:type="dxa" w:w="2480"/>
           </w:tcPr>
           <w:p>
             <w:r>
@@ -4111,7 +4111,7 @@
         </w:tc>
         <w:tc>
           <w:tcPr>
-            <w:tcW w:type="dxa" w:w="2160"/>
+            <w:tcW w:type="dxa" w:w="2480"/>
           </w:tcPr>
           <w:p>
             <w:r>
@@ -4132,7 +4132,7 @@
       <w:tr>
         <w:tc>
           <w:tcPr>
-            <w:tcW w:type="dxa" w:w="2160"/>
+            <w:tcW w:type="dxa" w:w="2480"/>
           </w:tcPr>
           <w:p>
             <w:r>
@@ -4151,7 +4151,7 @@
         </w:tc>
         <w:tc>
           <w:tcPr>
-            <w:tcW w:type="dxa" w:w="2160"/>
+            <w:tcW w:type="dxa" w:w="2480"/>
           </w:tcPr>
           <w:p>
             <w:r>
@@ -4170,7 +4170,7 @@
         </w:tc>
         <w:tc>
           <w:tcPr>
-            <w:tcW w:type="dxa" w:w="2160"/>
+            <w:tcW w:type="dxa" w:w="2480"/>
           </w:tcPr>
           <w:p>
             <w:r>
@@ -4189,7 +4189,7 @@
         </w:tc>
         <w:tc>
           <w:tcPr>
-            <w:tcW w:type="dxa" w:w="2160"/>
+            <w:tcW w:type="dxa" w:w="2480"/>
           </w:tcPr>
           <w:p>
             <w:r>
@@ -4210,7 +4210,7 @@
       <w:tr>
         <w:tc>
           <w:tcPr>
-            <w:tcW w:type="dxa" w:w="2160"/>
+            <w:tcW w:type="dxa" w:w="2480"/>
           </w:tcPr>
           <w:p>
             <w:r>
@@ -4229,7 +4229,7 @@
         </w:tc>
         <w:tc>
           <w:tcPr>
-            <w:tcW w:type="dxa" w:w="2160"/>
+            <w:tcW w:type="dxa" w:w="2480"/>
           </w:tcPr>
           <w:p>
             <w:r>
@@ -4248,7 +4248,7 @@
         </w:tc>
         <w:tc>
           <w:tcPr>
-            <w:tcW w:type="dxa" w:w="2160"/>
+            <w:tcW w:type="dxa" w:w="2480"/>
           </w:tcPr>
           <w:p>
             <w:r>
@@ -4267,7 +4267,7 @@
         </w:tc>
         <w:tc>
           <w:tcPr>
-            <w:tcW w:type="dxa" w:w="2160"/>
+            <w:tcW w:type="dxa" w:w="2480"/>
           </w:tcPr>
           <w:p>
             <w:r>
@@ -4288,7 +4288,7 @@
       <w:tr>
         <w:tc>
           <w:tcPr>
-            <w:tcW w:type="dxa" w:w="2160"/>
+            <w:tcW w:type="dxa" w:w="2480"/>
           </w:tcPr>
           <w:p>
             <w:r>
@@ -4307,7 +4307,7 @@
         </w:tc>
         <w:tc>
           <w:tcPr>
-            <w:tcW w:type="dxa" w:w="2160"/>
+            <w:tcW w:type="dxa" w:w="2480"/>
           </w:tcPr>
           <w:p>
             <w:r>
@@ -4326,7 +4326,7 @@
         </w:tc>
         <w:tc>
           <w:tcPr>
-            <w:tcW w:type="dxa" w:w="2160"/>
+            <w:tcW w:type="dxa" w:w="2480"/>
           </w:tcPr>
           <w:p>
             <w:r>
@@ -4345,7 +4345,7 @@
         </w:tc>
         <w:tc>
           <w:tcPr>
-            <w:tcW w:type="dxa" w:w="2160"/>
+            <w:tcW w:type="dxa" w:w="2480"/>
           </w:tcPr>
           <w:p>
             <w:r>
@@ -4366,7 +4366,7 @@
       <w:tr>
         <w:tc>
           <w:tcPr>
-            <w:tcW w:type="dxa" w:w="2160"/>
+            <w:tcW w:type="dxa" w:w="2480"/>
           </w:tcPr>
           <w:p>
             <w:r>
@@ -4385,7 +4385,7 @@
         </w:tc>
         <w:tc>
           <w:tcPr>
-            <w:tcW w:type="dxa" w:w="2160"/>
+            <w:tcW w:type="dxa" w:w="2480"/>
           </w:tcPr>
           <w:p>
             <w:r>
@@ -4404,7 +4404,7 @@
         </w:tc>
         <w:tc>
           <w:tcPr>
-            <w:tcW w:type="dxa" w:w="2160"/>
+            <w:tcW w:type="dxa" w:w="2480"/>
           </w:tcPr>
           <w:p>
             <w:r>
@@ -4423,7 +4423,7 @@
         </w:tc>
         <w:tc>
           <w:tcPr>
-            <w:tcW w:type="dxa" w:w="2160"/>
+            <w:tcW w:type="dxa" w:w="2480"/>
           </w:tcPr>
           <w:p>
             <w:r>
@@ -4444,7 +4444,7 @@
       <w:tr>
         <w:tc>
           <w:tcPr>
-            <w:tcW w:type="dxa" w:w="2160"/>
+            <w:tcW w:type="dxa" w:w="2480"/>
           </w:tcPr>
           <w:p>
             <w:r>
@@ -4463,7 +4463,7 @@
         </w:tc>
         <w:tc>
           <w:tcPr>
-            <w:tcW w:type="dxa" w:w="2160"/>
+            <w:tcW w:type="dxa" w:w="2480"/>
           </w:tcPr>
           <w:p>
             <w:r>
@@ -4482,7 +4482,7 @@
         </w:tc>
         <w:tc>
           <w:tcPr>
-            <w:tcW w:type="dxa" w:w="2160"/>
+            <w:tcW w:type="dxa" w:w="2480"/>
           </w:tcPr>
           <w:p>
             <w:r>
@@ -4501,7 +4501,7 @@
         </w:tc>
         <w:tc>
           <w:tcPr>
-            <w:tcW w:type="dxa" w:w="2160"/>
+            <w:tcW w:type="dxa" w:w="2480"/>
           </w:tcPr>
           <w:p>
             <w:r>
@@ -4522,7 +4522,7 @@
       <w:tr>
         <w:tc>
           <w:tcPr>
-            <w:tcW w:type="dxa" w:w="2160"/>
+            <w:tcW w:type="dxa" w:w="2480"/>
           </w:tcPr>
           <w:p>
             <w:r>
@@ -4541,7 +4541,7 @@
         </w:tc>
         <w:tc>
           <w:tcPr>
-            <w:tcW w:type="dxa" w:w="2160"/>
+            <w:tcW w:type="dxa" w:w="2480"/>
           </w:tcPr>
           <w:p>
             <w:r>
@@ -4560,7 +4560,7 @@
         </w:tc>
         <w:tc>
           <w:tcPr>
-            <w:tcW w:type="dxa" w:w="2160"/>
+            <w:tcW w:type="dxa" w:w="2480"/>
           </w:tcPr>
           <w:p>
             <w:r>
@@ -4579,7 +4579,7 @@
         </w:tc>
         <w:tc>
           <w:tcPr>
-            <w:tcW w:type="dxa" w:w="2160"/>
+            <w:tcW w:type="dxa" w:w="2480"/>
           </w:tcPr>
           <w:p>
             <w:r>
@@ -4600,7 +4600,7 @@
       <w:tr>
         <w:tc>
           <w:tcPr>
-            <w:tcW w:type="dxa" w:w="2160"/>
+            <w:tcW w:type="dxa" w:w="2480"/>
           </w:tcPr>
           <w:p>
             <w:r>
@@ -4619,7 +4619,7 @@
         </w:tc>
         <w:tc>
           <w:tcPr>
-            <w:tcW w:type="dxa" w:w="2160"/>
+            <w:tcW w:type="dxa" w:w="2480"/>
           </w:tcPr>
           <w:p>
             <w:r>
@@ -4638,7 +4638,7 @@
         </w:tc>
         <w:tc>
           <w:tcPr>
-            <w:tcW w:type="dxa" w:w="2160"/>
+            <w:tcW w:type="dxa" w:w="2480"/>
           </w:tcPr>
           <w:p>
             <w:r>
@@ -4657,7 +4657,7 @@
         </w:tc>
         <w:tc>
           <w:tcPr>
-            <w:tcW w:type="dxa" w:w="2160"/>
+            <w:tcW w:type="dxa" w:w="2480"/>
           </w:tcPr>
           <w:p>
             <w:r>
@@ -4678,7 +4678,7 @@
       <w:tr>
         <w:tc>
           <w:tcPr>
-            <w:tcW w:type="dxa" w:w="2160"/>
+            <w:tcW w:type="dxa" w:w="2480"/>
           </w:tcPr>
           <w:p>
             <w:r>
@@ -4697,7 +4697,7 @@
         </w:tc>
         <w:tc>
           <w:tcPr>
-            <w:tcW w:type="dxa" w:w="2160"/>
+            <w:tcW w:type="dxa" w:w="2480"/>
           </w:tcPr>
           <w:p>
             <w:r>
@@ -4716,7 +4716,7 @@
         </w:tc>
         <w:tc>
           <w:tcPr>
-            <w:tcW w:type="dxa" w:w="2160"/>
+            <w:tcW w:type="dxa" w:w="2480"/>
           </w:tcPr>
           <w:p>
             <w:r>
@@ -4735,7 +4735,7 @@
         </w:tc>
         <w:tc>
           <w:tcPr>
-            <w:tcW w:type="dxa" w:w="2160"/>
+            <w:tcW w:type="dxa" w:w="2480"/>
           </w:tcPr>
           <w:p>
             <w:r>
@@ -4756,7 +4756,7 @@
       <w:tr>
         <w:tc>
           <w:tcPr>
-            <w:tcW w:type="dxa" w:w="2160"/>
+            <w:tcW w:type="dxa" w:w="2480"/>
           </w:tcPr>
           <w:p>
             <w:r>
@@ -4775,7 +4775,7 @@
         </w:tc>
         <w:tc>
           <w:tcPr>
-            <w:tcW w:type="dxa" w:w="2160"/>
+            <w:tcW w:type="dxa" w:w="2480"/>
           </w:tcPr>
           <w:p>
             <w:r>
@@ -4794,7 +4794,7 @@
         </w:tc>
         <w:tc>
           <w:tcPr>
-            <w:tcW w:type="dxa" w:w="2160"/>
+            <w:tcW w:type="dxa" w:w="2480"/>
           </w:tcPr>
           <w:p>
             <w:r>
@@ -4813,7 +4813,7 @@
         </w:tc>
         <w:tc>
           <w:tcPr>
-            <w:tcW w:type="dxa" w:w="2160"/>
+            <w:tcW w:type="dxa" w:w="2480"/>
           </w:tcPr>
           <w:p>
             <w:r>
@@ -4834,7 +4834,7 @@
       <w:tr>
         <w:tc>
           <w:tcPr>
-            <w:tcW w:type="dxa" w:w="2160"/>
+            <w:tcW w:type="dxa" w:w="2480"/>
           </w:tcPr>
           <w:p>
             <w:r>
@@ -4853,7 +4853,7 @@
         </w:tc>
         <w:tc>
           <w:tcPr>
-            <w:tcW w:type="dxa" w:w="2160"/>
+            <w:tcW w:type="dxa" w:w="2480"/>
           </w:tcPr>
           <w:p>
             <w:r>
@@ -4872,7 +4872,7 @@
         </w:tc>
         <w:tc>
           <w:tcPr>
-            <w:tcW w:type="dxa" w:w="2160"/>
+            <w:tcW w:type="dxa" w:w="2480"/>
           </w:tcPr>
           <w:p>
             <w:r>
@@ -4891,7 +4891,7 @@
         </w:tc>
         <w:tc>
           <w:tcPr>
-            <w:tcW w:type="dxa" w:w="2160"/>
+            <w:tcW w:type="dxa" w:w="2480"/>
           </w:tcPr>
           <w:p>
             <w:r>
@@ -4912,7 +4912,7 @@
       <w:tr>
         <w:tc>
           <w:tcPr>
-            <w:tcW w:type="dxa" w:w="2160"/>
+            <w:tcW w:type="dxa" w:w="2480"/>
           </w:tcPr>
           <w:p>
             <w:r>
@@ -4931,7 +4931,7 @@
         </w:tc>
         <w:tc>
           <w:tcPr>
-            <w:tcW w:type="dxa" w:w="2160"/>
+            <w:tcW w:type="dxa" w:w="2480"/>
           </w:tcPr>
           <w:p>
             <w:r>
@@ -4950,7 +4950,7 @@
         </w:tc>
         <w:tc>
           <w:tcPr>
-            <w:tcW w:type="dxa" w:w="2160"/>
+            <w:tcW w:type="dxa" w:w="2480"/>
           </w:tcPr>
           <w:p>
             <w:r>
@@ -4969,7 +4969,7 @@
         </w:tc>
         <w:tc>
           <w:tcPr>
-            <w:tcW w:type="dxa" w:w="2160"/>
+            <w:tcW w:type="dxa" w:w="2480"/>
           </w:tcPr>
           <w:p>
             <w:r>
@@ -4990,7 +4990,7 @@
       <w:tr>
         <w:tc>
           <w:tcPr>
-            <w:tcW w:type="dxa" w:w="2160"/>
+            <w:tcW w:type="dxa" w:w="2480"/>
           </w:tcPr>
           <w:p>
             <w:r>
@@ -5009,7 +5009,7 @@
         </w:tc>
         <w:tc>
           <w:tcPr>
-            <w:tcW w:type="dxa" w:w="2160"/>
+            <w:tcW w:type="dxa" w:w="2480"/>
           </w:tcPr>
           <w:p>
             <w:r>
@@ -5028,7 +5028,7 @@
         </w:tc>
         <w:tc>
           <w:tcPr>
-            <w:tcW w:type="dxa" w:w="2160"/>
+            <w:tcW w:type="dxa" w:w="2480"/>
           </w:tcPr>
           <w:p>
             <w:r>
@@ -5047,7 +5047,7 @@
         </w:tc>
         <w:tc>
           <w:tcPr>
-            <w:tcW w:type="dxa" w:w="2160"/>
+            <w:tcW w:type="dxa" w:w="2480"/>
           </w:tcPr>
           <w:p>
             <w:r>
@@ -5068,7 +5068,7 @@
       <w:tr>
         <w:tc>
           <w:tcPr>
-            <w:tcW w:type="dxa" w:w="2160"/>
+            <w:tcW w:type="dxa" w:w="2480"/>
           </w:tcPr>
           <w:p>
             <w:r>
@@ -5087,7 +5087,7 @@
         </w:tc>
         <w:tc>
           <w:tcPr>
-            <w:tcW w:type="dxa" w:w="2160"/>
+            <w:tcW w:type="dxa" w:w="2480"/>
           </w:tcPr>
           <w:p>
             <w:r>
@@ -5106,7 +5106,7 @@
         </w:tc>
         <w:tc>
           <w:tcPr>
-            <w:tcW w:type="dxa" w:w="2160"/>
+            <w:tcW w:type="dxa" w:w="2480"/>
           </w:tcPr>
           <w:p>
             <w:r>
@@ -5125,7 +5125,7 @@
         </w:tc>
         <w:tc>
           <w:tcPr>
-            <w:tcW w:type="dxa" w:w="2160"/>
+            <w:tcW w:type="dxa" w:w="2480"/>
           </w:tcPr>
           <w:p>
             <w:r>
@@ -5146,7 +5146,7 @@
       <w:tr>
         <w:tc>
           <w:tcPr>
-            <w:tcW w:type="dxa" w:w="2160"/>
+            <w:tcW w:type="dxa" w:w="2480"/>
           </w:tcPr>
           <w:p>
             <w:r>
@@ -5165,7 +5165,7 @@
         </w:tc>
         <w:tc>
           <w:tcPr>
-            <w:tcW w:type="dxa" w:w="2160"/>
+            <w:tcW w:type="dxa" w:w="2480"/>
           </w:tcPr>
           <w:p>
             <w:r>
@@ -5184,7 +5184,7 @@
         </w:tc>
         <w:tc>
           <w:tcPr>
-            <w:tcW w:type="dxa" w:w="2160"/>
+            <w:tcW w:type="dxa" w:w="2480"/>
           </w:tcPr>
           <w:p>
             <w:r>
@@ -5203,7 +5203,7 @@
         </w:tc>
         <w:tc>
           <w:tcPr>
-            <w:tcW w:type="dxa" w:w="2160"/>
+            <w:tcW w:type="dxa" w:w="2480"/>
           </w:tcPr>
           <w:p>
             <w:r>
@@ -5224,7 +5224,7 @@
       <w:tr>
         <w:tc>
           <w:tcPr>
-            <w:tcW w:type="dxa" w:w="2160"/>
+            <w:tcW w:type="dxa" w:w="2480"/>
           </w:tcPr>
           <w:p>
             <w:r>
@@ -5243,7 +5243,7 @@
         </w:tc>
         <w:tc>
           <w:tcPr>
-            <w:tcW w:type="dxa" w:w="2160"/>
+            <w:tcW w:type="dxa" w:w="2480"/>
           </w:tcPr>
           <w:p>
             <w:r>
@@ -5262,7 +5262,7 @@
         </w:tc>
         <w:tc>
           <w:tcPr>
-            <w:tcW w:type="dxa" w:w="2160"/>
+            <w:tcW w:type="dxa" w:w="2480"/>
           </w:tcPr>
           <w:p>
             <w:r>
@@ -5281,7 +5281,7 @@
         </w:tc>
         <w:tc>
           <w:tcPr>
-            <w:tcW w:type="dxa" w:w="2160"/>
+            <w:tcW w:type="dxa" w:w="2480"/>
           </w:tcPr>
           <w:p>
             <w:r>
@@ -5302,7 +5302,7 @@
       <w:tr>
         <w:tc>
           <w:tcPr>
-            <w:tcW w:type="dxa" w:w="2160"/>
+            <w:tcW w:type="dxa" w:w="2480"/>
           </w:tcPr>
           <w:p>
             <w:r>
@@ -5321,7 +5321,7 @@
         </w:tc>
         <w:tc>
           <w:tcPr>
-            <w:tcW w:type="dxa" w:w="2160"/>
+            <w:tcW w:type="dxa" w:w="2480"/>
           </w:tcPr>
           <w:p>
             <w:r>
@@ -5340,7 +5340,7 @@
         </w:tc>
         <w:tc>
           <w:tcPr>
-            <w:tcW w:type="dxa" w:w="2160"/>
+            <w:tcW w:type="dxa" w:w="2480"/>
           </w:tcPr>
           <w:p>
             <w:r>
@@ -5359,7 +5359,7 @@
         </w:tc>
         <w:tc>
           <w:tcPr>
-            <w:tcW w:type="dxa" w:w="2160"/>
+            <w:tcW w:type="dxa" w:w="2480"/>
           </w:tcPr>
           <w:p>
             <w:r>
@@ -5380,7 +5380,7 @@
       <w:tr>
         <w:tc>
           <w:tcPr>
-            <w:tcW w:type="dxa" w:w="2160"/>
+            <w:tcW w:type="dxa" w:w="2480"/>
           </w:tcPr>
           <w:p>
             <w:r>
@@ -5399,7 +5399,7 @@
         </w:tc>
         <w:tc>
           <w:tcPr>
-            <w:tcW w:type="dxa" w:w="2160"/>
+            <w:tcW w:type="dxa" w:w="2480"/>
           </w:tcPr>
           <w:p>
             <w:r>
@@ -5418,7 +5418,7 @@
         </w:tc>
         <w:tc>
           <w:tcPr>
-            <w:tcW w:type="dxa" w:w="2160"/>
+            <w:tcW w:type="dxa" w:w="2480"/>
           </w:tcPr>
           <w:p>
             <w:r>
@@ -5437,7 +5437,7 @@
         </w:tc>
         <w:tc>
           <w:tcPr>
-            <w:tcW w:type="dxa" w:w="2160"/>
+            <w:tcW w:type="dxa" w:w="2480"/>
           </w:tcPr>
           <w:p>
             <w:r>
@@ -5458,7 +5458,7 @@
       <w:tr>
         <w:tc>
           <w:tcPr>
-            <w:tcW w:type="dxa" w:w="2160"/>
+            <w:tcW w:type="dxa" w:w="2480"/>
           </w:tcPr>
           <w:p>
             <w:r>
@@ -5477,7 +5477,7 @@
         </w:tc>
         <w:tc>
           <w:tcPr>
-            <w:tcW w:type="dxa" w:w="2160"/>
+            <w:tcW w:type="dxa" w:w="2480"/>
           </w:tcPr>
           <w:p>
             <w:r>
@@ -5496,7 +5496,7 @@
         </w:tc>
         <w:tc>
           <w:tcPr>
-            <w:tcW w:type="dxa" w:w="2160"/>
+            <w:tcW w:type="dxa" w:w="2480"/>
           </w:tcPr>
           <w:p>
             <w:r>
@@ -5515,7 +5515,7 @@
         </w:tc>
         <w:tc>
           <w:tcPr>
-            <w:tcW w:type="dxa" w:w="2160"/>
+            <w:tcW w:type="dxa" w:w="2480"/>
           </w:tcPr>
           <w:p>
             <w:r>
@@ -5536,7 +5536,7 @@
       <w:tr>
         <w:tc>
           <w:tcPr>
-            <w:tcW w:type="dxa" w:w="2160"/>
+            <w:tcW w:type="dxa" w:w="2480"/>
           </w:tcPr>
           <w:p>
             <w:r>
@@ -5555,7 +5555,7 @@
         </w:tc>
         <w:tc>
           <w:tcPr>
-            <w:tcW w:type="dxa" w:w="2160"/>
+            <w:tcW w:type="dxa" w:w="2480"/>
           </w:tcPr>
           <w:p>
             <w:r>
@@ -5574,7 +5574,7 @@
         </w:tc>
         <w:tc>
           <w:tcPr>
-            <w:tcW w:type="dxa" w:w="2160"/>
+            <w:tcW w:type="dxa" w:w="2480"/>
           </w:tcPr>
           <w:p>
             <w:r>
@@ -5593,7 +5593,7 @@
         </w:tc>
         <w:tc>
           <w:tcPr>
-            <w:tcW w:type="dxa" w:w="2160"/>
+            <w:tcW w:type="dxa" w:w="2480"/>
           </w:tcPr>
           <w:p>
             <w:r>
@@ -5614,7 +5614,7 @@
       <w:tr>
         <w:tc>
           <w:tcPr>
-            <w:tcW w:type="dxa" w:w="2160"/>
+            <w:tcW w:type="dxa" w:w="2480"/>
           </w:tcPr>
           <w:p>
             <w:r>
@@ -5633,7 +5633,7 @@
         </w:tc>
         <w:tc>
           <w:tcPr>
-            <w:tcW w:type="dxa" w:w="2160"/>
+            <w:tcW w:type="dxa" w:w="2480"/>
           </w:tcPr>
           <w:p>
             <w:r>
@@ -5652,7 +5652,7 @@
         </w:tc>
         <w:tc>
           <w:tcPr>
-            <w:tcW w:type="dxa" w:w="2160"/>
+            <w:tcW w:type="dxa" w:w="2480"/>
           </w:tcPr>
           <w:p>
             <w:r>
@@ -5671,7 +5671,7 @@
         </w:tc>
         <w:tc>
           <w:tcPr>
-            <w:tcW w:type="dxa" w:w="2160"/>
+            <w:tcW w:type="dxa" w:w="2480"/>
           </w:tcPr>
           <w:p>
             <w:r>
@@ -5692,7 +5692,7 @@
       <w:tr>
         <w:tc>
           <w:tcPr>
-            <w:tcW w:type="dxa" w:w="2160"/>
+            <w:tcW w:type="dxa" w:w="2480"/>
           </w:tcPr>
           <w:p>
             <w:r>
@@ -5711,7 +5711,7 @@
         </w:tc>
         <w:tc>
           <w:tcPr>
-            <w:tcW w:type="dxa" w:w="2160"/>
+            <w:tcW w:type="dxa" w:w="2480"/>
           </w:tcPr>
           <w:p>
             <w:r>
@@ -5730,7 +5730,7 @@
         </w:tc>
         <w:tc>
           <w:tcPr>
-            <w:tcW w:type="dxa" w:w="2160"/>
+            <w:tcW w:type="dxa" w:w="2480"/>
           </w:tcPr>
           <w:p>
             <w:r>
@@ -5749,7 +5749,7 @@
         </w:tc>
         <w:tc>
           <w:tcPr>
-            <w:tcW w:type="dxa" w:w="2160"/>
+            <w:tcW w:type="dxa" w:w="2480"/>
           </w:tcPr>
           <w:p>
             <w:r>
@@ -5770,7 +5770,7 @@
       <w:tr>
         <w:tc>
           <w:tcPr>
-            <w:tcW w:type="dxa" w:w="2160"/>
+            <w:tcW w:type="dxa" w:w="2480"/>
           </w:tcPr>
           <w:p>
             <w:r>
@@ -5789,7 +5789,7 @@
         </w:tc>
         <w:tc>
           <w:tcPr>
-            <w:tcW w:type="dxa" w:w="2160"/>
+            <w:tcW w:type="dxa" w:w="2480"/>
           </w:tcPr>
           <w:p>
             <w:r>
@@ -5808,7 +5808,7 @@
         </w:tc>
         <w:tc>
           <w:tcPr>
-            <w:tcW w:type="dxa" w:w="2160"/>
+            <w:tcW w:type="dxa" w:w="2480"/>
           </w:tcPr>
           <w:p>
             <w:r>
@@ -5827,7 +5827,7 @@
         </w:tc>
         <w:tc>
           <w:tcPr>
-            <w:tcW w:type="dxa" w:w="2160"/>
+            <w:tcW w:type="dxa" w:w="2480"/>
           </w:tcPr>
           <w:p>
             <w:r>
@@ -5848,7 +5848,7 @@
       <w:tr>
         <w:tc>
           <w:tcPr>
-            <w:tcW w:type="dxa" w:w="2160"/>
+            <w:tcW w:type="dxa" w:w="2480"/>
           </w:tcPr>
           <w:p>
             <w:r>
@@ -5867,7 +5867,7 @@
         </w:tc>
         <w:tc>
           <w:tcPr>
-            <w:tcW w:type="dxa" w:w="2160"/>
+            <w:tcW w:type="dxa" w:w="2480"/>
           </w:tcPr>
           <w:p>
             <w:r>
@@ -5886,7 +5886,7 @@
         </w:tc>
         <w:tc>
           <w:tcPr>
-            <w:tcW w:type="dxa" w:w="2160"/>
+            <w:tcW w:type="dxa" w:w="2480"/>
           </w:tcPr>
           <w:p>
             <w:r>
@@ -5905,7 +5905,7 @@
         </w:tc>
         <w:tc>
           <w:tcPr>
-            <w:tcW w:type="dxa" w:w="2160"/>
+            <w:tcW w:type="dxa" w:w="2480"/>
           </w:tcPr>
           <w:p>
             <w:r>
@@ -5926,7 +5926,7 @@
       <w:tr>
         <w:tc>
           <w:tcPr>
-            <w:tcW w:type="dxa" w:w="2160"/>
+            <w:tcW w:type="dxa" w:w="2480"/>
           </w:tcPr>
           <w:p>
             <w:r>
@@ -5945,7 +5945,7 @@
         </w:tc>
         <w:tc>
           <w:tcPr>
-            <w:tcW w:type="dxa" w:w="2160"/>
+            <w:tcW w:type="dxa" w:w="2480"/>
           </w:tcPr>
           <w:p>
             <w:r>
@@ -5964,7 +5964,7 @@
         </w:tc>
         <w:tc>
           <w:tcPr>
-            <w:tcW w:type="dxa" w:w="2160"/>
+            <w:tcW w:type="dxa" w:w="2480"/>
           </w:tcPr>
           <w:p>
             <w:r>
@@ -5983,7 +5983,7 @@
         </w:tc>
         <w:tc>
           <w:tcPr>
-            <w:tcW w:type="dxa" w:w="2160"/>
+            <w:tcW w:type="dxa" w:w="2480"/>
           </w:tcPr>
           <w:p>
             <w:r>
@@ -6004,7 +6004,7 @@
       <w:tr>
         <w:tc>
           <w:tcPr>
-            <w:tcW w:type="dxa" w:w="2160"/>
+            <w:tcW w:type="dxa" w:w="2480"/>
           </w:tcPr>
           <w:p>
             <w:r>
@@ -6023,7 +6023,7 @@
         </w:tc>
         <w:tc>
           <w:tcPr>
-            <w:tcW w:type="dxa" w:w="2160"/>
+            <w:tcW w:type="dxa" w:w="2480"/>
           </w:tcPr>
           <w:p>
             <w:r>
@@ -6042,7 +6042,7 @@
         </w:tc>
         <w:tc>
           <w:tcPr>
-            <w:tcW w:type="dxa" w:w="2160"/>
+            <w:tcW w:type="dxa" w:w="2480"/>
           </w:tcPr>
           <w:p>
             <w:r>
@@ -6061,7 +6061,7 @@
         </w:tc>
         <w:tc>
           <w:tcPr>
-            <w:tcW w:type="dxa" w:w="2160"/>
+            <w:tcW w:type="dxa" w:w="2480"/>
           </w:tcPr>
           <w:p>
             <w:r>
@@ -6082,7 +6082,7 @@
       <w:tr>
         <w:tc>
           <w:tcPr>
-            <w:tcW w:type="dxa" w:w="2160"/>
+            <w:tcW w:type="dxa" w:w="2480"/>
           </w:tcPr>
           <w:p>
             <w:r>
@@ -6101,7 +6101,7 @@
         </w:tc>
         <w:tc>
           <w:tcPr>
-            <w:tcW w:type="dxa" w:w="2160"/>
+            <w:tcW w:type="dxa" w:w="2480"/>
           </w:tcPr>
           <w:p>
             <w:r>
@@ -6120,7 +6120,7 @@
         </w:tc>
         <w:tc>
           <w:tcPr>
-            <w:tcW w:type="dxa" w:w="2160"/>
+            <w:tcW w:type="dxa" w:w="2480"/>
           </w:tcPr>
           <w:p>
             <w:r>
@@ -6139,7 +6139,7 @@
         </w:tc>
         <w:tc>
           <w:tcPr>
-            <w:tcW w:type="dxa" w:w="2160"/>
+            <w:tcW w:type="dxa" w:w="2480"/>
           </w:tcPr>
           <w:p>
             <w:r>
@@ -6160,7 +6160,7 @@
       <w:tr>
         <w:tc>
           <w:tcPr>
-            <w:tcW w:type="dxa" w:w="2160"/>
+            <w:tcW w:type="dxa" w:w="2480"/>
           </w:tcPr>
           <w:p>
             <w:r>
@@ -6179,7 +6179,7 @@
         </w:tc>
         <w:tc>
           <w:tcPr>
-            <w:tcW w:type="dxa" w:w="2160"/>
+            <w:tcW w:type="dxa" w:w="2480"/>
           </w:tcPr>
           <w:p>
             <w:r>
@@ -6198,7 +6198,7 @@
         </w:tc>
         <w:tc>
           <w:tcPr>
-            <w:tcW w:type="dxa" w:w="2160"/>
+            <w:tcW w:type="dxa" w:w="2480"/>
           </w:tcPr>
           <w:p>
             <w:r>
@@ -6217,7 +6217,7 @@
         </w:tc>
         <w:tc>
           <w:tcPr>
-            <w:tcW w:type="dxa" w:w="2160"/>
+            <w:tcW w:type="dxa" w:w="2480"/>
           </w:tcPr>
           <w:p>
             <w:r>
@@ -6238,7 +6238,7 @@
       <w:tr>
         <w:tc>
           <w:tcPr>
-            <w:tcW w:type="dxa" w:w="2160"/>
+            <w:tcW w:type="dxa" w:w="2480"/>
           </w:tcPr>
           <w:p>
             <w:r>
@@ -6257,7 +6257,7 @@
         </w:tc>
         <w:tc>
           <w:tcPr>
-            <w:tcW w:type="dxa" w:w="2160"/>
+            <w:tcW w:type="dxa" w:w="2480"/>
           </w:tcPr>
           <w:p>
             <w:r>
@@ -6276,7 +6276,7 @@
         </w:tc>
         <w:tc>
           <w:tcPr>
-            <w:tcW w:type="dxa" w:w="2160"/>
+            <w:tcW w:type="dxa" w:w="2480"/>
           </w:tcPr>
           <w:p>
             <w:r>
@@ -6295,7 +6295,7 @@
         </w:tc>
         <w:tc>
           <w:tcPr>
-            <w:tcW w:type="dxa" w:w="2160"/>
+            <w:tcW w:type="dxa" w:w="2480"/>
           </w:tcPr>
           <w:p>
             <w:r>
@@ -6316,7 +6316,7 @@
       <w:tr>
         <w:tc>
           <w:tcPr>
-            <w:tcW w:type="dxa" w:w="2160"/>
+            <w:tcW w:type="dxa" w:w="2480"/>
           </w:tcPr>
           <w:p>
             <w:r>
@@ -6335,7 +6335,7 @@
         </w:tc>
         <w:tc>
           <w:tcPr>
-            <w:tcW w:type="dxa" w:w="2160"/>
+            <w:tcW w:type="dxa" w:w="2480"/>
           </w:tcPr>
           <w:p>
             <w:r>
@@ -6354,7 +6354,7 @@
         </w:tc>
         <w:tc>
           <w:tcPr>
-            <w:tcW w:type="dxa" w:w="2160"/>
+            <w:tcW w:type="dxa" w:w="2480"/>
           </w:tcPr>
           <w:p>
             <w:r>
@@ -6373,7 +6373,7 @@
         </w:tc>
         <w:tc>
           <w:tcPr>
-            <w:tcW w:type="dxa" w:w="2160"/>
+            <w:tcW w:type="dxa" w:w="2480"/>
           </w:tcPr>
           <w:p>
             <w:r>
@@ -6394,7 +6394,7 @@
       <w:tr>
         <w:tc>
           <w:tcPr>
-            <w:tcW w:type="dxa" w:w="2160"/>
+            <w:tcW w:type="dxa" w:w="2480"/>
           </w:tcPr>
           <w:p>
             <w:r>
@@ -6413,7 +6413,7 @@
         </w:tc>
         <w:tc>
           <w:tcPr>
-            <w:tcW w:type="dxa" w:w="2160"/>
+            <w:tcW w:type="dxa" w:w="2480"/>
           </w:tcPr>
           <w:p>
             <w:r>
@@ -6432,7 +6432,7 @@
         </w:tc>
         <w:tc>
           <w:tcPr>
-            <w:tcW w:type="dxa" w:w="2160"/>
+            <w:tcW w:type="dxa" w:w="2480"/>
           </w:tcPr>
           <w:p>
             <w:r>
@@ -6451,7 +6451,7 @@
         </w:tc>
         <w:tc>
           <w:tcPr>
-            <w:tcW w:type="dxa" w:w="2160"/>
+            <w:tcW w:type="dxa" w:w="2480"/>
           </w:tcPr>
           <w:p>
             <w:r>
@@ -6472,7 +6472,7 @@
       <w:tr>
         <w:tc>
           <w:tcPr>
-            <w:tcW w:type="dxa" w:w="2160"/>
+            <w:tcW w:type="dxa" w:w="2480"/>
           </w:tcPr>
           <w:p>
             <w:r>
@@ -6491,7 +6491,7 @@
         </w:tc>
         <w:tc>
           <w:tcPr>
-            <w:tcW w:type="dxa" w:w="2160"/>
+            <w:tcW w:type="dxa" w:w="2480"/>
           </w:tcPr>
           <w:p>
             <w:r>
@@ -6510,7 +6510,7 @@
         </w:tc>
         <w:tc>
           <w:tcPr>
-            <w:tcW w:type="dxa" w:w="2160"/>
+            <w:tcW w:type="dxa" w:w="2480"/>
           </w:tcPr>
           <w:p>
             <w:r>
@@ -6529,7 +6529,7 @@
         </w:tc>
         <w:tc>
           <w:tcPr>
-            <w:tcW w:type="dxa" w:w="2160"/>
+            <w:tcW w:type="dxa" w:w="2480"/>
           </w:tcPr>
           <w:p>
             <w:r>
@@ -6550,7 +6550,7 @@
       <w:tr>
         <w:tc>
           <w:tcPr>
-            <w:tcW w:type="dxa" w:w="2160"/>
+            <w:tcW w:type="dxa" w:w="2480"/>
           </w:tcPr>
           <w:p>
             <w:r>
@@ -6569,7 +6569,7 @@
         </w:tc>
         <w:tc>
           <w:tcPr>
-            <w:tcW w:type="dxa" w:w="2160"/>
+            <w:tcW w:type="dxa" w:w="2480"/>
           </w:tcPr>
           <w:p>
             <w:r>
@@ -6588,7 +6588,7 @@
         </w:tc>
         <w:tc>
           <w:tcPr>
-            <w:tcW w:type="dxa" w:w="2160"/>
+            <w:tcW w:type="dxa" w:w="2480"/>
           </w:tcPr>
           <w:p>
             <w:r>
@@ -6607,7 +6607,7 @@
         </w:tc>
         <w:tc>
           <w:tcPr>
-            <w:tcW w:type="dxa" w:w="2160"/>
+            <w:tcW w:type="dxa" w:w="2480"/>
           </w:tcPr>
           <w:p>
             <w:r>
@@ -6628,7 +6628,7 @@
       <w:tr>
         <w:tc>
           <w:tcPr>
-            <w:tcW w:type="dxa" w:w="2160"/>
+            <w:tcW w:type="dxa" w:w="2480"/>
           </w:tcPr>
           <w:p>
             <w:r>
@@ -6647,7 +6647,7 @@
         </w:tc>
         <w:tc>
           <w:tcPr>
-            <w:tcW w:type="dxa" w:w="2160"/>
+            <w:tcW w:type="dxa" w:w="2480"/>
           </w:tcPr>
           <w:p>
             <w:r>
@@ -6666,7 +6666,7 @@
         </w:tc>
         <w:tc>
           <w:tcPr>
-            <w:tcW w:type="dxa" w:w="2160"/>
+            <w:tcW w:type="dxa" w:w="2480"/>
           </w:tcPr>
           <w:p>
             <w:r>
@@ -6685,7 +6685,7 @@
         </w:tc>
         <w:tc>
           <w:tcPr>
-            <w:tcW w:type="dxa" w:w="2160"/>
+            <w:tcW w:type="dxa" w:w="2480"/>
           </w:tcPr>
           <w:p>
             <w:r>
@@ -6706,7 +6706,7 @@
       <w:tr>
         <w:tc>
           <w:tcPr>
-            <w:tcW w:type="dxa" w:w="2160"/>
+            <w:tcW w:type="dxa" w:w="2480"/>
           </w:tcPr>
           <w:p>
             <w:r>
@@ -6725,7 +6725,7 @@
         </w:tc>
         <w:tc>
           <w:tcPr>
-            <w:tcW w:type="dxa" w:w="2160"/>
+            <w:tcW w:type="dxa" w:w="2480"/>
           </w:tcPr>
           <w:p>
             <w:r>
@@ -6744,7 +6744,7 @@
         </w:tc>
         <w:tc>
           <w:tcPr>
-            <w:tcW w:type="dxa" w:w="2160"/>
+            <w:tcW w:type="dxa" w:w="2480"/>
           </w:tcPr>
           <w:p>
             <w:r>
@@ -6763,7 +6763,7 @@
         </w:tc>
         <w:tc>
           <w:tcPr>
-            <w:tcW w:type="dxa" w:w="2160"/>
+            <w:tcW w:type="dxa" w:w="2480"/>
           </w:tcPr>
           <w:p>
             <w:r>
@@ -6784,7 +6784,7 @@
       <w:tr>
         <w:tc>
           <w:tcPr>
-            <w:tcW w:type="dxa" w:w="2160"/>
+            <w:tcW w:type="dxa" w:w="2480"/>
           </w:tcPr>
           <w:p>
             <w:r>
@@ -6803,7 +6803,7 @@
         </w:tc>
         <w:tc>
           <w:tcPr>
-            <w:tcW w:type="dxa" w:w="2160"/>
+            <w:tcW w:type="dxa" w:w="2480"/>
           </w:tcPr>
           <w:p>
             <w:r>
@@ -6822,7 +6822,7 @@
         </w:tc>
         <w:tc>
           <w:tcPr>
-            <w:tcW w:type="dxa" w:w="2160"/>
+            <w:tcW w:type="dxa" w:w="2480"/>
           </w:tcPr>
           <w:p>
             <w:r>
@@ -6841,7 +6841,7 @@
         </w:tc>
         <w:tc>
           <w:tcPr>
-            <w:tcW w:type="dxa" w:w="2160"/>
+            <w:tcW w:type="dxa" w:w="2480"/>
           </w:tcPr>
           <w:p>
             <w:r>
@@ -6862,7 +6862,7 @@
       <w:tr>
         <w:tc>
           <w:tcPr>
-            <w:tcW w:type="dxa" w:w="2160"/>
+            <w:tcW w:type="dxa" w:w="2480"/>
           </w:tcPr>
           <w:p>
             <w:r>
@@ -6881,7 +6881,7 @@
         </w:tc>
         <w:tc>
           <w:tcPr>
-            <w:tcW w:type="dxa" w:w="2160"/>
+            <w:tcW w:type="dxa" w:w="2480"/>
           </w:tcPr>
           <w:p>
             <w:r>
@@ -6900,7 +6900,7 @@
         </w:tc>
         <w:tc>
           <w:tcPr>
-            <w:tcW w:type="dxa" w:w="2160"/>
+            <w:tcW w:type="dxa" w:w="2480"/>
           </w:tcPr>
           <w:p>
             <w:r>
@@ -6919,7 +6919,7 @@
         </w:tc>
         <w:tc>
           <w:tcPr>
-            <w:tcW w:type="dxa" w:w="2160"/>
+            <w:tcW w:type="dxa" w:w="2480"/>
           </w:tcPr>
           <w:p>
             <w:r>
@@ -6940,7 +6940,7 @@
       <w:tr>
         <w:tc>
           <w:tcPr>
-            <w:tcW w:type="dxa" w:w="2160"/>
+            <w:tcW w:type="dxa" w:w="2480"/>
           </w:tcPr>
           <w:p>
             <w:r>
@@ -6959,7 +6959,7 @@
         </w:tc>
         <w:tc>
           <w:tcPr>
-            <w:tcW w:type="dxa" w:w="2160"/>
+            <w:tcW w:type="dxa" w:w="2480"/>
           </w:tcPr>
           <w:p>
             <w:r>
@@ -6978,7 +6978,7 @@
         </w:tc>
         <w:tc>
           <w:tcPr>
-            <w:tcW w:type="dxa" w:w="2160"/>
+            <w:tcW w:type="dxa" w:w="2480"/>
           </w:tcPr>
           <w:p>
             <w:r>
@@ -6997,7 +6997,7 @@
         </w:tc>
         <w:tc>
           <w:tcPr>
-            <w:tcW w:type="dxa" w:w="2160"/>
+            <w:tcW w:type="dxa" w:w="2480"/>
           </w:tcPr>
           <w:p>
             <w:r>
@@ -7018,7 +7018,7 @@
       <w:tr>
         <w:tc>
           <w:tcPr>
-            <w:tcW w:type="dxa" w:w="2160"/>
+            <w:tcW w:type="dxa" w:w="2480"/>
           </w:tcPr>
           <w:p>
             <w:r>
@@ -7037,7 +7037,7 @@
         </w:tc>
         <w:tc>
           <w:tcPr>
-            <w:tcW w:type="dxa" w:w="2160"/>
+            <w:tcW w:type="dxa" w:w="2480"/>
           </w:tcPr>
           <w:p>
             <w:r>
@@ -7056,7 +7056,7 @@
         </w:tc>
         <w:tc>
           <w:tcPr>
-            <w:tcW w:type="dxa" w:w="2160"/>
+            <w:tcW w:type="dxa" w:w="2480"/>
           </w:tcPr>
           <w:p>
             <w:r>
@@ -7075,7 +7075,7 @@
         </w:tc>
         <w:tc>
           <w:tcPr>
-            <w:tcW w:type="dxa" w:w="2160"/>
+            <w:tcW w:type="dxa" w:w="2480"/>
           </w:tcPr>
           <w:p>
             <w:r>
@@ -7096,7 +7096,7 @@
       <w:tr>
         <w:tc>
           <w:tcPr>
-            <w:tcW w:type="dxa" w:w="2160"/>
+            <w:tcW w:type="dxa" w:w="2480"/>
           </w:tcPr>
           <w:p>
             <w:r>
@@ -7115,7 +7115,7 @@
         </w:tc>
         <w:tc>
           <w:tcPr>
-            <w:tcW w:type="dxa" w:w="2160"/>
+            <w:tcW w:type="dxa" w:w="2480"/>
           </w:tcPr>
           <w:p>
             <w:r>
@@ -7134,7 +7134,7 @@
         </w:tc>
         <w:tc>
           <w:tcPr>
-            <w:tcW w:type="dxa" w:w="2160"/>
+            <w:tcW w:type="dxa" w:w="2480"/>
           </w:tcPr>
           <w:p>
             <w:r>
@@ -7153,7 +7153,7 @@
         </w:tc>
         <w:tc>
           <w:tcPr>
-            <w:tcW w:type="dxa" w:w="2160"/>
+            <w:tcW w:type="dxa" w:w="2480"/>
           </w:tcPr>
           <w:p>
             <w:r>
@@ -7174,7 +7174,7 @@
       <w:tr>
         <w:tc>
           <w:tcPr>
-            <w:tcW w:type="dxa" w:w="2160"/>
+            <w:tcW w:type="dxa" w:w="2480"/>
           </w:tcPr>
           <w:p>
             <w:r>
@@ -7193,7 +7193,7 @@
         </w:tc>
         <w:tc>
           <w:tcPr>
-            <w:tcW w:type="dxa" w:w="2160"/>
+            <w:tcW w:type="dxa" w:w="2480"/>
           </w:tcPr>
           <w:p>
             <w:r>
@@ -7212,7 +7212,7 @@
         </w:tc>
         <w:tc>
           <w:tcPr>
-            <w:tcW w:type="dxa" w:w="2160"/>
+            <w:tcW w:type="dxa" w:w="2480"/>
           </w:tcPr>
           <w:p>
             <w:r>
@@ -7231,7 +7231,7 @@
         </w:tc>
         <w:tc>
           <w:tcPr>
-            <w:tcW w:type="dxa" w:w="2160"/>
+            <w:tcW w:type="dxa" w:w="2480"/>
           </w:tcPr>
           <w:p>
             <w:r>
@@ -7252,7 +7252,7 @@
       <w:tr>
         <w:tc>
           <w:tcPr>
-            <w:tcW w:type="dxa" w:w="2160"/>
+            <w:tcW w:type="dxa" w:w="2480"/>
           </w:tcPr>
           <w:p>
             <w:r>
@@ -7271,7 +7271,7 @@
         </w:tc>
         <w:tc>
           <w:tcPr>
-            <w:tcW w:type="dxa" w:w="2160"/>
+            <w:tcW w:type="dxa" w:w="2480"/>
           </w:tcPr>
           <w:p>
             <w:r>
@@ -7290,7 +7290,7 @@
         </w:tc>
         <w:tc>
           <w:tcPr>
-            <w:tcW w:type="dxa" w:w="2160"/>
+            <w:tcW w:type="dxa" w:w="2480"/>
           </w:tcPr>
           <w:p>
             <w:r>
@@ -7309,7 +7309,7 @@
         </w:tc>
         <w:tc>
           <w:tcPr>
-            <w:tcW w:type="dxa" w:w="2160"/>
+            <w:tcW w:type="dxa" w:w="2480"/>
           </w:tcPr>
           <w:p>
             <w:r>
@@ -7330,7 +7330,7 @@
       <w:tr>
         <w:tc>
           <w:tcPr>
-            <w:tcW w:type="dxa" w:w="2160"/>
+            <w:tcW w:type="dxa" w:w="2480"/>
           </w:tcPr>
           <w:p>
             <w:r>
@@ -7349,7 +7349,7 @@
         </w:tc>
         <w:tc>
           <w:tcPr>
-            <w:tcW w:type="dxa" w:w="2160"/>
+            <w:tcW w:type="dxa" w:w="2480"/>
           </w:tcPr>
           <w:p>
             <w:r>
@@ -7368,7 +7368,7 @@
         </w:tc>
         <w:tc>
           <w:tcPr>
-            <w:tcW w:type="dxa" w:w="2160"/>
+            <w:tcW w:type="dxa" w:w="2480"/>
           </w:tcPr>
           <w:p>
             <w:r>
@@ -7387,7 +7387,7 @@
         </w:tc>
         <w:tc>
           <w:tcPr>
-            <w:tcW w:type="dxa" w:w="2160"/>
+            <w:tcW w:type="dxa" w:w="2480"/>
           </w:tcPr>
           <w:p>
             <w:r>
@@ -7408,7 +7408,7 @@
       <w:tr>
         <w:tc>
           <w:tcPr>
-            <w:tcW w:type="dxa" w:w="2160"/>
+            <w:tcW w:type="dxa" w:w="2480"/>
           </w:tcPr>
           <w:p>
             <w:r>
@@ -7427,7 +7427,7 @@
         </w:tc>
         <w:tc>
           <w:tcPr>
-            <w:tcW w:type="dxa" w:w="2160"/>
+            <w:tcW w:type="dxa" w:w="2480"/>
           </w:tcPr>
           <w:p>
             <w:r>
@@ -7446,7 +7446,7 @@
         </w:tc>
         <w:tc>
           <w:tcPr>
-            <w:tcW w:type="dxa" w:w="2160"/>
+            <w:tcW w:type="dxa" w:w="2480"/>
           </w:tcPr>
           <w:p>
             <w:r>
@@ -7465,7 +7465,7 @@
         </w:tc>
         <w:tc>
           <w:tcPr>
-            <w:tcW w:type="dxa" w:w="2160"/>
+            <w:tcW w:type="dxa" w:w="2480"/>
           </w:tcPr>
           <w:p>
             <w:r>
@@ -7486,7 +7486,7 @@
       <w:tr>
         <w:tc>
           <w:tcPr>
-            <w:tcW w:type="dxa" w:w="2160"/>
+            <w:tcW w:type="dxa" w:w="2480"/>
           </w:tcPr>
           <w:p>
             <w:r>
@@ -7505,7 +7505,7 @@
         </w:tc>
         <w:tc>
           <w:tcPr>
-            <w:tcW w:type="dxa" w:w="2160"/>
+            <w:tcW w:type="dxa" w:w="2480"/>
           </w:tcPr>
           <w:p>
             <w:r>
@@ -7524,7 +7524,7 @@
         </w:tc>
         <w:tc>
           <w:tcPr>
-            <w:tcW w:type="dxa" w:w="2160"/>
+            <w:tcW w:type="dxa" w:w="2480"/>
           </w:tcPr>
           <w:p>
             <w:r>
@@ -7543,7 +7543,7 @@
         </w:tc>
         <w:tc>
           <w:tcPr>
-            <w:tcW w:type="dxa" w:w="2160"/>
+            <w:tcW w:type="dxa" w:w="2480"/>
           </w:tcPr>
           <w:p>
             <w:r>
@@ -7564,7 +7564,7 @@
       <w:tr>
         <w:tc>
           <w:tcPr>
-            <w:tcW w:type="dxa" w:w="2160"/>
+            <w:tcW w:type="dxa" w:w="2480"/>
           </w:tcPr>
           <w:p>
             <w:r>
@@ -7583,7 +7583,7 @@
         </w:tc>
         <w:tc>
           <w:tcPr>
-            <w:tcW w:type="dxa" w:w="2160"/>
+            <w:tcW w:type="dxa" w:w="2480"/>
           </w:tcPr>
           <w:p>
             <w:r>
@@ -7602,7 +7602,7 @@
         </w:tc>
         <w:tc>
           <w:tcPr>
-            <w:tcW w:type="dxa" w:w="2160"/>
+            <w:tcW w:type="dxa" w:w="2480"/>
           </w:tcPr>
           <w:p>
             <w:r>
@@ -7621,7 +7621,7 @@
         </w:tc>
         <w:tc>
           <w:tcPr>
-            <w:tcW w:type="dxa" w:w="2160"/>
+            <w:tcW w:type="dxa" w:w="2480"/>
           </w:tcPr>
           <w:p>
             <w:r>
@@ -7642,7 +7642,7 @@
       <w:tr>
         <w:tc>
           <w:tcPr>
-            <w:tcW w:type="dxa" w:w="2160"/>
+            <w:tcW w:type="dxa" w:w="2480"/>
           </w:tcPr>
           <w:p>
             <w:r>
@@ -7661,7 +7661,7 @@
         </w:tc>
         <w:tc>
           <w:tcPr>
-            <w:tcW w:type="dxa" w:w="2160"/>
+            <w:tcW w:type="dxa" w:w="2480"/>
           </w:tcPr>
           <w:p>
             <w:r>
@@ -7680,7 +7680,7 @@
         </w:tc>
         <w:tc>
           <w:tcPr>
-            <w:tcW w:type="dxa" w:w="2160"/>
+            <w:tcW w:type="dxa" w:w="2480"/>
           </w:tcPr>
           <w:p>
             <w:r>
@@ -7699,7 +7699,7 @@
         </w:tc>
         <w:tc>
           <w:tcPr>
-            <w:tcW w:type="dxa" w:w="2160"/>
+            <w:tcW w:type="dxa" w:w="2480"/>
           </w:tcPr>
           <w:p>
             <w:r>
@@ -7720,7 +7720,7 @@
       <w:tr>
         <w:tc>
           <w:tcPr>
-            <w:tcW w:type="dxa" w:w="2160"/>
+            <w:tcW w:type="dxa" w:w="2480"/>
           </w:tcPr>
           <w:p>
             <w:r>
@@ -7739,7 +7739,7 @@
         </w:tc>
         <w:tc>
           <w:tcPr>
-            <w:tcW w:type="dxa" w:w="2160"/>
+            <w:tcW w:type="dxa" w:w="2480"/>
           </w:tcPr>
           <w:p>
             <w:r>
@@ -7758,7 +7758,7 @@
         </w:tc>
         <w:tc>
           <w:tcPr>
-            <w:tcW w:type="dxa" w:w="2160"/>
+            <w:tcW w:type="dxa" w:w="2480"/>
           </w:tcPr>
           <w:p>
             <w:r>
@@ -7777,7 +7777,7 @@
         </w:tc>
         <w:tc>
           <w:tcPr>
-            <w:tcW w:type="dxa" w:w="2160"/>
+            <w:tcW w:type="dxa" w:w="2480"/>
           </w:tcPr>
           <w:p>
             <w:r>
@@ -7798,7 +7798,7 @@
       <w:tr>
         <w:tc>
           <w:tcPr>
-            <w:tcW w:type="dxa" w:w="2160"/>
+            <w:tcW w:type="dxa" w:w="2480"/>
           </w:tcPr>
           <w:p>
             <w:r>
@@ -7817,7 +7817,7 @@
         </w:tc>
         <w:tc>
           <w:tcPr>
-            <w:tcW w:type="dxa" w:w="2160"/>
+            <w:tcW w:type="dxa" w:w="2480"/>
           </w:tcPr>
           <w:p>
             <w:r>
@@ -7836,7 +7836,7 @@
         </w:tc>
         <w:tc>
           <w:tcPr>
-            <w:tcW w:type="dxa" w:w="2160"/>
+            <w:tcW w:type="dxa" w:w="2480"/>
           </w:tcPr>
           <w:p>
             <w:r>
@@ -7855,7 +7855,7 @@
         </w:tc>
         <w:tc>
           <w:tcPr>
-            <w:tcW w:type="dxa" w:w="2160"/>
+            <w:tcW w:type="dxa" w:w="2480"/>
           </w:tcPr>
           <w:p>
             <w:r>
@@ -7876,7 +7876,7 @@
       <w:tr>
         <w:tc>
           <w:tcPr>
-            <w:tcW w:type="dxa" w:w="2160"/>
+            <w:tcW w:type="dxa" w:w="2480"/>
           </w:tcPr>
           <w:p>
             <w:r>
@@ -7895,7 +7895,7 @@
         </w:tc>
         <w:tc>
           <w:tcPr>
-            <w:tcW w:type="dxa" w:w="2160"/>
+            <w:tcW w:type="dxa" w:w="2480"/>
           </w:tcPr>
           <w:p>
             <w:r>
@@ -7914,7 +7914,7 @@
         </w:tc>
         <w:tc>
           <w:tcPr>
-            <w:tcW w:type="dxa" w:w="2160"/>
+            <w:tcW w:type="dxa" w:w="2480"/>
           </w:tcPr>
           <w:p>
             <w:r>
@@ -7933,7 +7933,7 @@
         </w:tc>
         <w:tc>
           <w:tcPr>
-            <w:tcW w:type="dxa" w:w="2160"/>
+            <w:tcW w:type="dxa" w:w="2480"/>
           </w:tcPr>
           <w:p>
             <w:r>
@@ -7954,7 +7954,7 @@
       <w:tr>
         <w:tc>
           <w:tcPr>
-            <w:tcW w:type="dxa" w:w="2160"/>
+            <w:tcW w:type="dxa" w:w="2480"/>
           </w:tcPr>
           <w:p>
             <w:r>
@@ -7973,7 +7973,7 @@
         </w:tc>
         <w:tc>
           <w:tcPr>
-            <w:tcW w:type="dxa" w:w="2160"/>
+            <w:tcW w:type="dxa" w:w="2480"/>
           </w:tcPr>
           <w:p>
             <w:r>
@@ -7992,7 +7992,7 @@
         </w:tc>
         <w:tc>
           <w:tcPr>
-            <w:tcW w:type="dxa" w:w="2160"/>
+            <w:tcW w:type="dxa" w:w="2480"/>
           </w:tcPr>
           <w:p>
             <w:r>
@@ -8011,7 +8011,7 @@
         </w:tc>
         <w:tc>
           <w:tcPr>
-            <w:tcW w:type="dxa" w:w="2160"/>
+            <w:tcW w:type="dxa" w:w="2480"/>
           </w:tcPr>
           <w:p>
             <w:r>
@@ -8032,7 +8032,7 @@
       <w:tr>
         <w:tc>
           <w:tcPr>
-            <w:tcW w:type="dxa" w:w="2160"/>
+            <w:tcW w:type="dxa" w:w="2480"/>
           </w:tcPr>
           <w:p>
             <w:r>
@@ -8051,7 +8051,7 @@
         </w:tc>
         <w:tc>
           <w:tcPr>
-            <w:tcW w:type="dxa" w:w="2160"/>
+            <w:tcW w:type="dxa" w:w="2480"/>
           </w:tcPr>
           <w:p>
             <w:r>
@@ -8070,7 +8070,7 @@
         </w:tc>
         <w:tc>
           <w:tcPr>
-            <w:tcW w:type="dxa" w:w="2160"/>
+            <w:tcW w:type="dxa" w:w="2480"/>
           </w:tcPr>
           <w:p>
             <w:r>
@@ -8089,7 +8089,7 @@
         </w:tc>
         <w:tc>
           <w:tcPr>
-            <w:tcW w:type="dxa" w:w="2160"/>
+            <w:tcW w:type="dxa" w:w="2480"/>
           </w:tcPr>
           <w:p>
             <w:r>
@@ -8110,7 +8110,7 @@
       <w:tr>
         <w:tc>
           <w:tcPr>
-            <w:tcW w:type="dxa" w:w="2160"/>
+            <w:tcW w:type="dxa" w:w="2480"/>
           </w:tcPr>
           <w:p>
             <w:r>
@@ -8129,7 +8129,7 @@
         </w:tc>
         <w:tc>
           <w:tcPr>
-            <w:tcW w:type="dxa" w:w="2160"/>
+            <w:tcW w:type="dxa" w:w="2480"/>
           </w:tcPr>
           <w:p>
             <w:r>
@@ -8148,7 +8148,7 @@
         </w:tc>
         <w:tc>
           <w:tcPr>
-            <w:tcW w:type="dxa" w:w="2160"/>
+            <w:tcW w:type="dxa" w:w="2480"/>
           </w:tcPr>
           <w:p>
             <w:r>
@@ -8167,7 +8167,7 @@
         </w:tc>
         <w:tc>
           <w:tcPr>
-            <w:tcW w:type="dxa" w:w="2160"/>
+            <w:tcW w:type="dxa" w:w="2480"/>
           </w:tcPr>
           <w:p>
             <w:r>
@@ -8188,7 +8188,7 @@
       <w:tr>
         <w:tc>
           <w:tcPr>
-            <w:tcW w:type="dxa" w:w="2160"/>
+            <w:tcW w:type="dxa" w:w="2480"/>
           </w:tcPr>
           <w:p>
             <w:r>
@@ -8207,7 +8207,7 @@
         </w:tc>
         <w:tc>
           <w:tcPr>
-            <w:tcW w:type="dxa" w:w="2160"/>
+            <w:tcW w:type="dxa" w:w="2480"/>
           </w:tcPr>
           <w:p>
             <w:r>
@@ -8226,7 +8226,7 @@
         </w:tc>
         <w:tc>
           <w:tcPr>
-            <w:tcW w:type="dxa" w:w="2160"/>
+            <w:tcW w:type="dxa" w:w="2480"/>
           </w:tcPr>
           <w:p>
             <w:r>
@@ -8245,7 +8245,7 @@
         </w:tc>
         <w:tc>
           <w:tcPr>
-            <w:tcW w:type="dxa" w:w="2160"/>
+            <w:tcW w:type="dxa" w:w="2480"/>
           </w:tcPr>
           <w:p>
             <w:r>
@@ -8266,7 +8266,7 @@
       <w:tr>
         <w:tc>
           <w:tcPr>
-            <w:tcW w:type="dxa" w:w="2160"/>
+            <w:tcW w:type="dxa" w:w="2480"/>
           </w:tcPr>
           <w:p>
             <w:r>
@@ -8285,7 +8285,7 @@
         </w:tc>
         <w:tc>
           <w:tcPr>
-            <w:tcW w:type="dxa" w:w="2160"/>
+            <w:tcW w:type="dxa" w:w="2480"/>
           </w:tcPr>
           <w:p>
             <w:r>
@@ -8304,7 +8304,7 @@
         </w:tc>
         <w:tc>
           <w:tcPr>
-            <w:tcW w:type="dxa" w:w="2160"/>
+            <w:tcW w:type="dxa" w:w="2480"/>
           </w:tcPr>
           <w:p>
             <w:r>
@@ -8323,7 +8323,7 @@
         </w:tc>
         <w:tc>
           <w:tcPr>
-            <w:tcW w:type="dxa" w:w="2160"/>
+            <w:tcW w:type="dxa" w:w="2480"/>
           </w:tcPr>
           <w:p>
             <w:r>
@@ -8344,7 +8344,7 @@
       <w:tr>
         <w:tc>
           <w:tcPr>
-            <w:tcW w:type="dxa" w:w="2160"/>
+            <w:tcW w:type="dxa" w:w="2480"/>
           </w:tcPr>
           <w:p>
             <w:r>
@@ -8363,7 +8363,7 @@
         </w:tc>
         <w:tc>
           <w:tcPr>
-            <w:tcW w:type="dxa" w:w="2160"/>
+            <w:tcW w:type="dxa" w:w="2480"/>
           </w:tcPr>
           <w:p>
             <w:r>
@@ -8382,7 +8382,7 @@
         </w:tc>
         <w:tc>
           <w:tcPr>
-            <w:tcW w:type="dxa" w:w="2160"/>
+            <w:tcW w:type="dxa" w:w="2480"/>
           </w:tcPr>
           <w:p>
             <w:r>
@@ -8401,7 +8401,7 @@
         </w:tc>
         <w:tc>
           <w:tcPr>
-            <w:tcW w:type="dxa" w:w="2160"/>
+            <w:tcW w:type="dxa" w:w="2480"/>
           </w:tcPr>
           <w:p>
             <w:r>
@@ -8422,7 +8422,7 @@
       <w:tr>
         <w:tc>
           <w:tcPr>
-            <w:tcW w:type="dxa" w:w="2160"/>
+            <w:tcW w:type="dxa" w:w="2480"/>
           </w:tcPr>
           <w:p>
             <w:r>
@@ -8441,7 +8441,7 @@
         </w:tc>
         <w:tc>
           <w:tcPr>
-            <w:tcW w:type="dxa" w:w="2160"/>
+            <w:tcW w:type="dxa" w:w="2480"/>
           </w:tcPr>
           <w:p>
             <w:r>
@@ -8460,7 +8460,7 @@
         </w:tc>
         <w:tc>
           <w:tcPr>
-            <w:tcW w:type="dxa" w:w="2160"/>
+            <w:tcW w:type="dxa" w:w="2480"/>
           </w:tcPr>
           <w:p>
             <w:r>
@@ -8479,7 +8479,7 @@
         </w:tc>
         <w:tc>
           <w:tcPr>
-            <w:tcW w:type="dxa" w:w="2160"/>
+            <w:tcW w:type="dxa" w:w="2480"/>
           </w:tcPr>
           <w:p>
             <w:r>
@@ -8500,7 +8500,7 @@
       <w:tr>
         <w:tc>
           <w:tcPr>
-            <w:tcW w:type="dxa" w:w="2160"/>
+            <w:tcW w:type="dxa" w:w="2480"/>
           </w:tcPr>
           <w:p>
             <w:r>
@@ -8519,7 +8519,7 @@
         </w:tc>
         <w:tc>
           <w:tcPr>
-            <w:tcW w:type="dxa" w:w="2160"/>
+            <w:tcW w:type="dxa" w:w="2480"/>
           </w:tcPr>
           <w:p>
             <w:r>
@@ -8538,7 +8538,7 @@
         </w:tc>
         <w:tc>
           <w:tcPr>
-            <w:tcW w:type="dxa" w:w="2160"/>
+            <w:tcW w:type="dxa" w:w="2480"/>
           </w:tcPr>
           <w:p>
             <w:r>
@@ -8557,7 +8557,7 @@
         </w:tc>
         <w:tc>
           <w:tcPr>
-            <w:tcW w:type="dxa" w:w="2160"/>
+            <w:tcW w:type="dxa" w:w="2480"/>
           </w:tcPr>
           <w:p>
             <w:r>
@@ -8578,7 +8578,7 @@
       <w:tr>
         <w:tc>
           <w:tcPr>
-            <w:tcW w:type="dxa" w:w="2160"/>
+            <w:tcW w:type="dxa" w:w="2480"/>
           </w:tcPr>
           <w:p>
             <w:r>
@@ -8597,7 +8597,7 @@
         </w:tc>
         <w:tc>
           <w:tcPr>
-            <w:tcW w:type="dxa" w:w="2160"/>
+            <w:tcW w:type="dxa" w:w="2480"/>
           </w:tcPr>
           <w:p>
             <w:r>
@@ -8616,7 +8616,7 @@
         </w:tc>
         <w:tc>
           <w:tcPr>
-            <w:tcW w:type="dxa" w:w="2160"/>
+            <w:tcW w:type="dxa" w:w="2480"/>
           </w:tcPr>
           <w:p>
             <w:r>
@@ -8635,7 +8635,7 @@
         </w:tc>
         <w:tc>
           <w:tcPr>
-            <w:tcW w:type="dxa" w:w="2160"/>
+            <w:tcW w:type="dxa" w:w="2480"/>
           </w:tcPr>
           <w:p>
             <w:r>
@@ -8656,7 +8656,7 @@
       <w:tr>
         <w:tc>
           <w:tcPr>
-            <w:tcW w:type="dxa" w:w="2160"/>
+            <w:tcW w:type="dxa" w:w="2480"/>
           </w:tcPr>
           <w:p>
             <w:r>
@@ -8675,7 +8675,7 @@
         </w:tc>
         <w:tc>
           <w:tcPr>
-            <w:tcW w:type="dxa" w:w="2160"/>
+            <w:tcW w:type="dxa" w:w="2480"/>
           </w:tcPr>
           <w:p>
             <w:r>
@@ -8694,7 +8694,7 @@
         </w:tc>
         <w:tc>
           <w:tcPr>
-            <w:tcW w:type="dxa" w:w="2160"/>
+            <w:tcW w:type="dxa" w:w="2480"/>
           </w:tcPr>
           <w:p>
             <w:r>
@@ -8713,7 +8713,7 @@
         </w:tc>
         <w:tc>
           <w:tcPr>
-            <w:tcW w:type="dxa" w:w="2160"/>
+            <w:tcW w:type="dxa" w:w="2480"/>
           </w:tcPr>
           <w:p>
             <w:r>
@@ -8734,7 +8734,7 @@
       <w:tr>
         <w:tc>
           <w:tcPr>
-            <w:tcW w:type="dxa" w:w="2160"/>
+            <w:tcW w:type="dxa" w:w="2480"/>
           </w:tcPr>
           <w:p>
             <w:r>
@@ -8753,7 +8753,7 @@
         </w:tc>
         <w:tc>
           <w:tcPr>
-            <w:tcW w:type="dxa" w:w="2160"/>
+            <w:tcW w:type="dxa" w:w="2480"/>
           </w:tcPr>
           <w:p>
             <w:r>
@@ -8772,7 +8772,7 @@
         </w:tc>
         <w:tc>
           <w:tcPr>
-            <w:tcW w:type="dxa" w:w="2160"/>
+            <w:tcW w:type="dxa" w:w="2480"/>
           </w:tcPr>
           <w:p>
             <w:r>
@@ -8791,7 +8791,7 @@
         </w:tc>
         <w:tc>
           <w:tcPr>
-            <w:tcW w:type="dxa" w:w="2160"/>
+            <w:tcW w:type="dxa" w:w="2480"/>
           </w:tcPr>
           <w:p>
             <w:r>
@@ -8812,7 +8812,7 @@
       <w:tr>
         <w:tc>
           <w:tcPr>
-            <w:tcW w:type="dxa" w:w="2160"/>
+            <w:tcW w:type="dxa" w:w="2480"/>
           </w:tcPr>
           <w:p>
             <w:r>
@@ -8831,7 +8831,7 @@
         </w:tc>
         <w:tc>
           <w:tcPr>
-            <w:tcW w:type="dxa" w:w="2160"/>
+            <w:tcW w:type="dxa" w:w="2480"/>
           </w:tcPr>
           <w:p>
             <w:r>
@@ -8850,7 +8850,7 @@
         </w:tc>
         <w:tc>
           <w:tcPr>
-            <w:tcW w:type="dxa" w:w="2160"/>
+            <w:tcW w:type="dxa" w:w="2480"/>
           </w:tcPr>
           <w:p>
             <w:r>
@@ -8869,7 +8869,7 @@
         </w:tc>
         <w:tc>
           <w:tcPr>
-            <w:tcW w:type="dxa" w:w="2160"/>
+            <w:tcW w:type="dxa" w:w="2480"/>
           </w:tcPr>
           <w:p>
             <w:r>
@@ -8890,7 +8890,7 @@
       <w:tr>
         <w:tc>
           <w:tcPr>
-            <w:tcW w:type="dxa" w:w="2160"/>
+            <w:tcW w:type="dxa" w:w="2480"/>
           </w:tcPr>
           <w:p>
             <w:r>
@@ -8909,7 +8909,7 @@
         </w:tc>
         <w:tc>
           <w:tcPr>
-            <w:tcW w:type="dxa" w:w="2160"/>
+            <w:tcW w:type="dxa" w:w="2480"/>
           </w:tcPr>
           <w:p>
             <w:r>
@@ -8928,7 +8928,7 @@
         </w:tc>
         <w:tc>
           <w:tcPr>
-            <w:tcW w:type="dxa" w:w="2160"/>
+            <w:tcW w:type="dxa" w:w="2480"/>
           </w:tcPr>
           <w:p>
             <w:r>
@@ -8947,7 +8947,7 @@
         </w:tc>
         <w:tc>
           <w:tcPr>
-            <w:tcW w:type="dxa" w:w="2160"/>
+            <w:tcW w:type="dxa" w:w="2480"/>
           </w:tcPr>
           <w:p>
             <w:r>
@@ -8968,7 +8968,7 @@
       <w:tr>
         <w:tc>
           <w:tcPr>
-            <w:tcW w:type="dxa" w:w="2160"/>
+            <w:tcW w:type="dxa" w:w="2480"/>
           </w:tcPr>
           <w:p>
             <w:r>
@@ -8987,7 +8987,7 @@
         </w:tc>
         <w:tc>
           <w:tcPr>
-            <w:tcW w:type="dxa" w:w="2160"/>
+            <w:tcW w:type="dxa" w:w="2480"/>
           </w:tcPr>
           <w:p>
             <w:r>
@@ -9006,7 +9006,7 @@
         </w:tc>
         <w:tc>
           <w:tcPr>
-            <w:tcW w:type="dxa" w:w="2160"/>
+            <w:tcW w:type="dxa" w:w="2480"/>
           </w:tcPr>
           <w:p>
             <w:r>
@@ -9025,7 +9025,7 @@
         </w:tc>
         <w:tc>
           <w:tcPr>
-            <w:tcW w:type="dxa" w:w="2160"/>
+            <w:tcW w:type="dxa" w:w="2480"/>
           </w:tcPr>
           <w:p>
             <w:r>
@@ -9046,7 +9046,7 @@
       <w:tr>
         <w:tc>
           <w:tcPr>
-            <w:tcW w:type="dxa" w:w="2160"/>
+            <w:tcW w:type="dxa" w:w="2480"/>
           </w:tcPr>
           <w:p>
             <w:r>
@@ -9065,7 +9065,7 @@
         </w:tc>
         <w:tc>
           <w:tcPr>
-            <w:tcW w:type="dxa" w:w="2160"/>
+            <w:tcW w:type="dxa" w:w="2480"/>
           </w:tcPr>
           <w:p>
             <w:r>
@@ -9084,7 +9084,7 @@
         </w:tc>
         <w:tc>
           <w:tcPr>
-            <w:tcW w:type="dxa" w:w="2160"/>
+            <w:tcW w:type="dxa" w:w="2480"/>
           </w:tcPr>
           <w:p>
             <w:r>
@@ -9103,7 +9103,7 @@
         </w:tc>
         <w:tc>
           <w:tcPr>
-            <w:tcW w:type="dxa" w:w="2160"/>
+            <w:tcW w:type="dxa" w:w="2480"/>
           </w:tcPr>
           <w:p>
             <w:r>
@@ -9124,7 +9124,7 @@
       <w:tr>
         <w:tc>
           <w:tcPr>
-            <w:tcW w:type="dxa" w:w="2160"/>
+            <w:tcW w:type="dxa" w:w="2480"/>
           </w:tcPr>
           <w:p>
             <w:r>
@@ -9143,7 +9143,7 @@
         </w:tc>
         <w:tc>
           <w:tcPr>
-            <w:tcW w:type="dxa" w:w="2160"/>
+            <w:tcW w:type="dxa" w:w="2480"/>
           </w:tcPr>
           <w:p>
             <w:r>
@@ -9162,7 +9162,7 @@
         </w:tc>
         <w:tc>
           <w:tcPr>
-            <w:tcW w:type="dxa" w:w="2160"/>
+            <w:tcW w:type="dxa" w:w="2480"/>
           </w:tcPr>
           <w:p>
             <w:r>
@@ -9181,7 +9181,7 @@
         </w:tc>
         <w:tc>
           <w:tcPr>
-            <w:tcW w:type="dxa" w:w="2160"/>
+            <w:tcW w:type="dxa" w:w="2480"/>
           </w:tcPr>
           <w:p>
             <w:r>
@@ -9202,7 +9202,7 @@
       <w:tr>
         <w:tc>
           <w:tcPr>
-            <w:tcW w:type="dxa" w:w="2160"/>
+            <w:tcW w:type="dxa" w:w="2480"/>
           </w:tcPr>
           <w:p>
             <w:r>
@@ -9221,7 +9221,7 @@
         </w:tc>
         <w:tc>
           <w:tcPr>
-            <w:tcW w:type="dxa" w:w="2160"/>
+            <w:tcW w:type="dxa" w:w="2480"/>
           </w:tcPr>
           <w:p>
             <w:r>
@@ -9240,7 +9240,7 @@
         </w:tc>
         <w:tc>
           <w:tcPr>
-            <w:tcW w:type="dxa" w:w="2160"/>
+            <w:tcW w:type="dxa" w:w="2480"/>
           </w:tcPr>
           <w:p>
             <w:r>
@@ -9259,7 +9259,7 @@
         </w:tc>
         <w:tc>
           <w:tcPr>
-            <w:tcW w:type="dxa" w:w="2160"/>
+            <w:tcW w:type="dxa" w:w="2480"/>
           </w:tcPr>
           <w:p>
             <w:r>
@@ -9280,7 +9280,7 @@
       <w:tr>
         <w:tc>
           <w:tcPr>
-            <w:tcW w:type="dxa" w:w="2160"/>
+            <w:tcW w:type="dxa" w:w="2480"/>
           </w:tcPr>
           <w:p>
             <w:r>
@@ -9299,7 +9299,7 @@
         </w:tc>
         <w:tc>
           <w:tcPr>
-            <w:tcW w:type="dxa" w:w="2160"/>
+            <w:tcW w:type="dxa" w:w="2480"/>
           </w:tcPr>
           <w:p>
             <w:r>
@@ -9318,7 +9318,7 @@
         </w:tc>
         <w:tc>
           <w:tcPr>
-            <w:tcW w:type="dxa" w:w="2160"/>
+            <w:tcW w:type="dxa" w:w="2480"/>
           </w:tcPr>
           <w:p>
             <w:r>
@@ -9337,7 +9337,7 @@
         </w:tc>
         <w:tc>
           <w:tcPr>
-            <w:tcW w:type="dxa" w:w="2160"/>
+            <w:tcW w:type="dxa" w:w="2480"/>
           </w:tcPr>
           <w:p>
             <w:r>
@@ -9358,7 +9358,7 @@
       <w:tr>
         <w:tc>
           <w:tcPr>
-            <w:tcW w:type="dxa" w:w="2160"/>
+            <w:tcW w:type="dxa" w:w="2480"/>
           </w:tcPr>
           <w:p>
             <w:r>
@@ -9377,7 +9377,7 @@
         </w:tc>
         <w:tc>
           <w:tcPr>
-            <w:tcW w:type="dxa" w:w="2160"/>
+            <w:tcW w:type="dxa" w:w="2480"/>
           </w:tcPr>
           <w:p>
             <w:r>
@@ -9396,7 +9396,7 @@
         </w:tc>
         <w:tc>
           <w:tcPr>
-            <w:tcW w:type="dxa" w:w="2160"/>
+            <w:tcW w:type="dxa" w:w="2480"/>
           </w:tcPr>
           <w:p>
             <w:r>
@@ -9415,7 +9415,7 @@
         </w:tc>
         <w:tc>
           <w:tcPr>
-            <w:tcW w:type="dxa" w:w="2160"/>
+            <w:tcW w:type="dxa" w:w="2480"/>
           </w:tcPr>
           <w:p>
             <w:r>
@@ -9471,18 +9471,18 @@
       <w:tblPr>
         <w:tblStyle w:val="TableGrid"/>
         <w:tblW w:type="auto" w:w="0"/>
-        <w:tblLayout w:type="autofit"/>
+        <w:tblLayout w:type="fixed"/>
         <w:tblLook w:firstColumn="1" w:firstRow="1" w:lastColumn="0" w:lastRow="0" w:noHBand="0" w:noVBand="1" w:val="04A0"/>
       </w:tblPr>
       <w:tblGrid>
-        <w:gridCol w:w="2880"/>
-        <w:gridCol w:w="2880"/>
-        <w:gridCol w:w="2880"/>
+        <w:gridCol w:w="3307"/>
+        <w:gridCol w:w="3307"/>
+        <w:gridCol w:w="3307"/>
       </w:tblGrid>
       <w:tr>
         <w:tc>
           <w:tcPr>
-            <w:tcW w:type="dxa" w:w="2880"/>
+            <w:tcW w:type="dxa" w:w="3307"/>
             <w:shd w:fill="D9E2F3"/>
           </w:tcPr>
           <w:p>
@@ -9504,7 +9504,7 @@
         </w:tc>
         <w:tc>
           <w:tcPr>
-            <w:tcW w:type="dxa" w:w="2880"/>
+            <w:tcW w:type="dxa" w:w="3307"/>
             <w:shd w:fill="D9E2F3"/>
           </w:tcPr>
           <w:p>
@@ -9526,7 +9526,7 @@
         </w:tc>
         <w:tc>
           <w:tcPr>
-            <w:tcW w:type="dxa" w:w="2880"/>
+            <w:tcW w:type="dxa" w:w="3307"/>
             <w:shd w:fill="D9E2F3"/>
           </w:tcPr>
           <w:p>
@@ -9550,7 +9550,7 @@
       <w:tr>
         <w:tc>
           <w:tcPr>
-            <w:tcW w:type="dxa" w:w="2880"/>
+            <w:tcW w:type="dxa" w:w="3307"/>
           </w:tcPr>
           <w:p>
             <w:r>
@@ -9569,7 +9569,7 @@
         </w:tc>
         <w:tc>
           <w:tcPr>
-            <w:tcW w:type="dxa" w:w="2880"/>
+            <w:tcW w:type="dxa" w:w="3307"/>
           </w:tcPr>
           <w:p>
             <w:r>
@@ -9595,7 +9595,7 @@
         </w:tc>
         <w:tc>
           <w:tcPr>
-            <w:tcW w:type="dxa" w:w="2880"/>
+            <w:tcW w:type="dxa" w:w="3307"/>
           </w:tcPr>
           <w:p>
             <w:r>
@@ -9623,7 +9623,7 @@
       <w:tr>
         <w:tc>
           <w:tcPr>
-            <w:tcW w:type="dxa" w:w="2880"/>
+            <w:tcW w:type="dxa" w:w="3307"/>
           </w:tcPr>
           <w:p>
             <w:r>
@@ -9642,7 +9642,7 @@
         </w:tc>
         <w:tc>
           <w:tcPr>
-            <w:tcW w:type="dxa" w:w="2880"/>
+            <w:tcW w:type="dxa" w:w="3307"/>
           </w:tcPr>
           <w:p>
             <w:r>
@@ -9668,7 +9668,7 @@
         </w:tc>
         <w:tc>
           <w:tcPr>
-            <w:tcW w:type="dxa" w:w="2880"/>
+            <w:tcW w:type="dxa" w:w="3307"/>
           </w:tcPr>
           <w:p>
             <w:r>
@@ -9806,17 +9806,17 @@
       <w:tblPr>
         <w:tblStyle w:val="TableGrid"/>
         <w:tblW w:type="auto" w:w="0"/>
-        <w:tblLayout w:type="autofit"/>
+        <w:tblLayout w:type="fixed"/>
         <w:tblLook w:firstColumn="1" w:firstRow="1" w:lastColumn="0" w:lastRow="0" w:noHBand="0" w:noVBand="1" w:val="04A0"/>
       </w:tblPr>
       <w:tblGrid>
-        <w:gridCol w:w="4320"/>
-        <w:gridCol w:w="4320"/>
+        <w:gridCol w:w="4961"/>
+        <w:gridCol w:w="4961"/>
       </w:tblGrid>
       <w:tr>
         <w:tc>
           <w:tcPr>
-            <w:tcW w:type="dxa" w:w="4320"/>
+            <w:tcW w:type="dxa" w:w="4961"/>
             <w:shd w:fill="D9E2F3"/>
           </w:tcPr>
           <w:p>
@@ -9838,7 +9838,7 @@
         </w:tc>
         <w:tc>
           <w:tcPr>
-            <w:tcW w:type="dxa" w:w="4320"/>
+            <w:tcW w:type="dxa" w:w="4961"/>
             <w:shd w:fill="D9E2F3"/>
           </w:tcPr>
           <w:p>
@@ -9862,7 +9862,7 @@
       <w:tr>
         <w:tc>
           <w:tcPr>
-            <w:tcW w:type="dxa" w:w="4320"/>
+            <w:tcW w:type="dxa" w:w="4961"/>
           </w:tcPr>
           <w:p>
             <w:r>
@@ -9881,7 +9881,7 @@
         </w:tc>
         <w:tc>
           <w:tcPr>
-            <w:tcW w:type="dxa" w:w="4320"/>
+            <w:tcW w:type="dxa" w:w="4961"/>
           </w:tcPr>
           <w:p>
             <w:r>
@@ -9925,8 +9925,8 @@
     <w:sectPr>
       <w:footerReference w:type="default" r:id="rId9"/>
       <w:headerReference w:type="default" r:id="rId10"/>
-      <w:pgSz w:w="12240" w:h="15840"/>
-      <w:pgMar w:top="1440" w:right="1800" w:bottom="1440" w:left="1800" w:header="720" w:footer="720" w:gutter="0"/>
+      <w:pgSz w:w="11906" w:h="16838"/>
+      <w:pgMar w:top="1417" w:right="850" w:bottom="1134" w:left="1134" w:header="720" w:footer="720" w:gutter="0"/>
       <w:cols w:space="720"/>
       <w:docGrid w:linePitch="360"/>
     </w:sectPr>
